--- a/guj/docx/53.content.docx
+++ b/guj/docx/53.content.docx
@@ -12297,6 +12297,21 @@
         <w:rPr>
           <w:lang w:val="gu_IN" w:bidi="gu_IN"/>
         </w:rPr>
+      </w:r>
+    </w:p>
+    <w:p>
+      <w:pPr/>
+      <w:r>
+        <w:rPr>
+          <w:lang w:val="gu_IN" w:bidi="gu_IN"/>
+        </w:rPr>
+      </w:r>
+      <w:r>
+        <w:rPr>
+          <w:b/>
+          <w:lang w:val="gu_IN" w:bidi="gu_IN"/>
+        </w:rPr>
+        <w:t>αὐτὸς δὲ ὁ Κύριος ἡμῶν, Ἰησοῦς Χριστὸς, καὶ ὁ Θεὸς ὁ Πατὴρ ἡμῶν</w:t>
       </w:r>
     </w:p>
     <w:p>

--- a/guj/docx/53.content.docx
+++ b/guj/docx/53.content.docx
@@ -1027,6 +1027,21 @@
           <w:b/>
           <w:lang w:val="gu_IN" w:bidi="gu_IN"/>
         </w:rPr>
+        <w:t>Σιλουανὸς</w:t>
+      </w:r>
+    </w:p>
+    <w:p>
+      <w:pPr/>
+      <w:r>
+        <w:rPr>
+          <w:lang w:val="gu_IN" w:bidi="gu_IN"/>
+        </w:rPr>
+      </w:r>
+      <w:r>
+        <w:rPr>
+          <w:b/>
+          <w:lang w:val="gu_IN" w:bidi="gu_IN"/>
+        </w:rPr>
         <w:t>"સિલ્વાનુસ"</w:t>
       </w:r>
     </w:p>
@@ -1172,6 +1187,21 @@
           <w:b/>
           <w:lang w:val="gu_IN" w:bidi="gu_IN"/>
         </w:rPr>
+        <w:t>Παῦλος, καὶ Σιλουανὸς, καὶ Τιμόθεος</w:t>
+      </w:r>
+    </w:p>
+    <w:p>
+      <w:pPr/>
+      <w:r>
+        <w:rPr>
+          <w:lang w:val="gu_IN" w:bidi="gu_IN"/>
+        </w:rPr>
+      </w:r>
+      <w:r>
+        <w:rPr>
+          <w:b/>
+          <w:lang w:val="gu_IN" w:bidi="gu_IN"/>
+        </w:rPr>
         <w:t>"પાઉલ તથા સિલ્વાનુસ તથા તિમોથી"</w:t>
       </w:r>
     </w:p>
@@ -1235,6 +1265,21 @@
           <w:b/>
           <w:lang w:val="gu_IN" w:bidi="gu_IN"/>
         </w:rPr>
+        <w:t>ἐν Θεῷ Πατρὶ ἡμῶν καὶ Κυρίῳ Ἰησοῦ Χριστῷ</w:t>
+      </w:r>
+    </w:p>
+    <w:p>
+      <w:pPr/>
+      <w:r>
+        <w:rPr>
+          <w:lang w:val="gu_IN" w:bidi="gu_IN"/>
+        </w:rPr>
+      </w:r>
+      <w:r>
+        <w:rPr>
+          <w:b/>
+          <w:lang w:val="gu_IN" w:bidi="gu_IN"/>
+        </w:rPr>
         <w:t>"આપણા ઈશ્વર પિતામાં અને પ્રભુ ઈસુ ખ્રિસ્તમાં"</w:t>
       </w:r>
     </w:p>
@@ -1298,6 +1343,21 @@
           <w:b/>
           <w:lang w:val="gu_IN" w:bidi="gu_IN"/>
         </w:rPr>
+        <w:t>χάρις ὑμῖν καὶ εἰρήνη ἀπὸ Θεοῦ Πατρὸς καὶ Κυρίου Ἰησοῦ Χριστοῦ</w:t>
+      </w:r>
+    </w:p>
+    <w:p>
+      <w:pPr/>
+      <w:r>
+        <w:rPr>
+          <w:lang w:val="gu_IN" w:bidi="gu_IN"/>
+        </w:rPr>
+      </w:r>
+      <w:r>
+        <w:rPr>
+          <w:b/>
+          <w:lang w:val="gu_IN" w:bidi="gu_IN"/>
+        </w:rPr>
         <w:t>"દેવ બાપ તથા પ્રભુ ઇસુ ખ્રિસ્ત તરફથી તમને કૃપા તથા શાંતિ થાઓ"</w:t>
       </w:r>
     </w:p>
@@ -1537,6 +1597,21 @@
           <w:b/>
           <w:lang w:val="gu_IN" w:bidi="gu_IN"/>
         </w:rPr>
+        <w:t>εὐχαριστεῖν ὀφείλομεν &amp; πάντοτε</w:t>
+      </w:r>
+    </w:p>
+    <w:p>
+      <w:pPr/>
+      <w:r>
+        <w:rPr>
+          <w:lang w:val="gu_IN" w:bidi="gu_IN"/>
+        </w:rPr>
+      </w:r>
+      <w:r>
+        <w:rPr>
+          <w:b/>
+          <w:lang w:val="gu_IN" w:bidi="gu_IN"/>
+        </w:rPr>
         <w:t>"અમારે &amp; સદા &amp; આભારસ્તુતિ કરવી જોઈએ"</w:t>
       </w:r>
     </w:p>
@@ -1763,6 +1838,21 @@
           <w:b/>
           <w:lang w:val="gu_IN" w:bidi="gu_IN"/>
         </w:rPr>
+        <w:t>ἀδελφοί</w:t>
+      </w:r>
+    </w:p>
+    <w:p>
+      <w:pPr/>
+      <w:r>
+        <w:rPr>
+          <w:lang w:val="gu_IN" w:bidi="gu_IN"/>
+        </w:rPr>
+      </w:r>
+      <w:r>
+        <w:rPr>
+          <w:b/>
+          <w:lang w:val="gu_IN" w:bidi="gu_IN"/>
+        </w:rPr>
         <w:t>"ભાઈઓ"</w:t>
       </w:r>
     </w:p>
@@ -1851,6 +1941,21 @@
           <w:b/>
           <w:lang w:val="gu_IN" w:bidi="gu_IN"/>
         </w:rPr>
+        <w:t>καθὼς ἄξιόν ἐστιν</w:t>
+      </w:r>
+    </w:p>
+    <w:p>
+      <w:pPr/>
+      <w:r>
+        <w:rPr>
+          <w:lang w:val="gu_IN" w:bidi="gu_IN"/>
+        </w:rPr>
+      </w:r>
+      <w:r>
+        <w:rPr>
+          <w:b/>
+          <w:lang w:val="gu_IN" w:bidi="gu_IN"/>
+        </w:rPr>
         <w:t>"જેમ તે યોગ્ય છે"</w:t>
       </w:r>
     </w:p>
@@ -1952,6 +2057,21 @@
           <w:b/>
           <w:lang w:val="gu_IN" w:bidi="gu_IN"/>
         </w:rPr>
+        <w:t>ὑπεραυξάνει ἡ πίστις ὑμῶν</w:t>
+      </w:r>
+    </w:p>
+    <w:p>
+      <w:pPr/>
+      <w:r>
+        <w:rPr>
+          <w:lang w:val="gu_IN" w:bidi="gu_IN"/>
+        </w:rPr>
+      </w:r>
+      <w:r>
+        <w:rPr>
+          <w:b/>
+          <w:lang w:val="gu_IN" w:bidi="gu_IN"/>
+        </w:rPr>
         <w:t>"તમારો વિશ્વાસ ઘણો વધતો જાયછે"</w:t>
       </w:r>
     </w:p>
@@ -2128,6 +2248,21 @@
           <w:b/>
           <w:lang w:val="gu_IN" w:bidi="gu_IN"/>
         </w:rPr>
+        <w:t>ἀλλήλους</w:t>
+      </w:r>
+    </w:p>
+    <w:p>
+      <w:pPr/>
+      <w:r>
+        <w:rPr>
+          <w:lang w:val="gu_IN" w:bidi="gu_IN"/>
+        </w:rPr>
+      </w:r>
+      <w:r>
+        <w:rPr>
+          <w:b/>
+          <w:lang w:val="gu_IN" w:bidi="gu_IN"/>
+        </w:rPr>
         <w:t>"તમો સર્વનો એકબીજા પરનો"</w:t>
       </w:r>
     </w:p>
@@ -2216,6 +2351,21 @@
           <w:b/>
           <w:lang w:val="gu_IN" w:bidi="gu_IN"/>
         </w:rPr>
+        <w:t>αὐτοὺς ἡμᾶς</w:t>
+      </w:r>
+    </w:p>
+    <w:p>
+      <w:pPr/>
+      <w:r>
+        <w:rPr>
+          <w:lang w:val="gu_IN" w:bidi="gu_IN"/>
+        </w:rPr>
+      </w:r>
+      <w:r>
+        <w:rPr>
+          <w:b/>
+          <w:lang w:val="gu_IN" w:bidi="gu_IN"/>
+        </w:rPr>
         <w:t>"અમે પોતે"</w:t>
       </w:r>
     </w:p>
@@ -2305,6 +2455,21 @@
           <w:b/>
           <w:lang w:val="gu_IN" w:bidi="gu_IN"/>
         </w:rPr>
+        <w:t>τῆς ὑπομονῆς ὑμῶν, καὶ πίστεως</w:t>
+      </w:r>
+    </w:p>
+    <w:p>
+      <w:pPr/>
+      <w:r>
+        <w:rPr>
+          <w:lang w:val="gu_IN" w:bidi="gu_IN"/>
+        </w:rPr>
+      </w:r>
+      <w:r>
+        <w:rPr>
+          <w:b/>
+          <w:lang w:val="gu_IN" w:bidi="gu_IN"/>
+        </w:rPr>
         <w:t>"અને &amp; તમારી સહન શક્તિ &amp; વિશ્વાસ"</w:t>
       </w:r>
     </w:p>
@@ -2406,6 +2571,21 @@
           <w:b/>
           <w:lang w:val="gu_IN" w:bidi="gu_IN"/>
         </w:rPr>
+        <w:t>ἐν πᾶσιν τοῖς διωγμοῖς ὑμῶν, καὶ ταῖς θλίψεσιν</w:t>
+      </w:r>
+    </w:p>
+    <w:p>
+      <w:pPr/>
+      <w:r>
+        <w:rPr>
+          <w:lang w:val="gu_IN" w:bidi="gu_IN"/>
+        </w:rPr>
+      </w:r>
+      <w:r>
+        <w:rPr>
+          <w:b/>
+          <w:lang w:val="gu_IN" w:bidi="gu_IN"/>
+        </w:rPr>
         <w:t>"તમામ સતાવણીઓ &amp; વિપત્તિઓ માં તમારી &amp; અને"</w:t>
       </w:r>
     </w:p>
@@ -2507,6 +2687,21 @@
           <w:b/>
           <w:lang w:val="gu_IN" w:bidi="gu_IN"/>
         </w:rPr>
+        <w:t>πίστεως ἐν πᾶσιν τοῖς διωγμοῖς ὑμῶν</w:t>
+      </w:r>
+    </w:p>
+    <w:p>
+      <w:pPr/>
+      <w:r>
+        <w:rPr>
+          <w:lang w:val="gu_IN" w:bidi="gu_IN"/>
+        </w:rPr>
+      </w:r>
+      <w:r>
+        <w:rPr>
+          <w:b/>
+          <w:lang w:val="gu_IN" w:bidi="gu_IN"/>
+        </w:rPr>
         <w:t>"તમામ સતાવણીઓ &amp; માં તમારી &amp; વિશ્વાસ"</w:t>
       </w:r>
     </w:p>
@@ -2595,6 +2790,21 @@
           <w:b/>
           <w:lang w:val="gu_IN" w:bidi="gu_IN"/>
         </w:rPr>
+        <w:t>ἔνδειγμα τῆς δικαίας κρίσεως τοῦ Θεοῦ, εἰς τὸ καταξιωθῆναι ὑμᾶς</w:t>
+      </w:r>
+    </w:p>
+    <w:p>
+      <w:pPr/>
+      <w:r>
+        <w:rPr>
+          <w:lang w:val="gu_IN" w:bidi="gu_IN"/>
+        </w:rPr>
+      </w:r>
+      <w:r>
+        <w:rPr>
+          <w:b/>
+          <w:lang w:val="gu_IN" w:bidi="gu_IN"/>
+        </w:rPr>
         <w:t>"દેવના ન્યાયી ઇનસાફનું પ્રમાણ, જેથી તમે &amp; યોગ્ય ગણાઓ"</w:t>
       </w:r>
     </w:p>
@@ -2745,6 +2955,21 @@
           <w:b/>
           <w:lang w:val="gu_IN" w:bidi="gu_IN"/>
         </w:rPr>
+        <w:t>ὑπὲρ ἧς καὶ πάσχετε</w:t>
+      </w:r>
+    </w:p>
+    <w:p>
+      <w:pPr/>
+      <w:r>
+        <w:rPr>
+          <w:lang w:val="gu_IN" w:bidi="gu_IN"/>
+        </w:rPr>
+      </w:r>
+      <w:r>
+        <w:rPr>
+          <w:b/>
+          <w:lang w:val="gu_IN" w:bidi="gu_IN"/>
+        </w:rPr>
         <w:t>"જેના માટે તમે પણ દુઃખ વેઠો છો"</w:t>
       </w:r>
     </w:p>
@@ -2833,6 +3058,21 @@
           <w:b/>
           <w:lang w:val="gu_IN" w:bidi="gu_IN"/>
         </w:rPr>
+        <w:t>εἴπερ δίκαιον παρὰ Θεῷ</w:t>
+      </w:r>
+    </w:p>
+    <w:p>
+      <w:pPr/>
+      <w:r>
+        <w:rPr>
+          <w:lang w:val="gu_IN" w:bidi="gu_IN"/>
+        </w:rPr>
+      </w:r>
+      <w:r>
+        <w:rPr>
+          <w:b/>
+          <w:lang w:val="gu_IN" w:bidi="gu_IN"/>
+        </w:rPr>
         <w:t>"કેમકે {એ} ખરેખર ન્યાયી ન કહેવાય કે &amp; દેવ"</w:t>
       </w:r>
     </w:p>
@@ -2908,6 +3148,21 @@
           <w:b/>
           <w:lang w:val="gu_IN" w:bidi="gu_IN"/>
         </w:rPr>
+        <w:t>παρὰ Θεῷ, ἀνταποδοῦναι τοῖς θλίβουσιν ὑμᾶς θλῖψιν</w:t>
+      </w:r>
+    </w:p>
+    <w:p>
+      <w:pPr/>
+      <w:r>
+        <w:rPr>
+          <w:lang w:val="gu_IN" w:bidi="gu_IN"/>
+        </w:rPr>
+      </w:r>
+      <w:r>
+        <w:rPr>
+          <w:b/>
+          <w:lang w:val="gu_IN" w:bidi="gu_IN"/>
+        </w:rPr>
         <w:t>"કે જેઓ તમને દુઃખ દે છે તેઓને દેવ દુઃખનો બદલો આપે"</w:t>
       </w:r>
     </w:p>
@@ -3084,6 +3339,21 @@
           <w:b/>
           <w:lang w:val="gu_IN" w:bidi="gu_IN"/>
         </w:rPr>
+        <w:t>καὶ ὑμῖν &amp; ἄνεσιν</w:t>
+      </w:r>
+    </w:p>
+    <w:p>
+      <w:pPr/>
+      <w:r>
+        <w:rPr>
+          <w:lang w:val="gu_IN" w:bidi="gu_IN"/>
+        </w:rPr>
+      </w:r>
+      <w:r>
+        <w:rPr>
+          <w:b/>
+          <w:lang w:val="gu_IN" w:bidi="gu_IN"/>
+        </w:rPr>
         <w:t>"અને &amp; તમો &amp; વિસામો આપશે"</w:t>
       </w:r>
     </w:p>
@@ -3267,6 +3537,21 @@
           <w:b/>
           <w:lang w:val="gu_IN" w:bidi="gu_IN"/>
         </w:rPr>
+        <w:t>ὑμῖν &amp; ἄνεσιν</w:t>
+      </w:r>
+    </w:p>
+    <w:p>
+      <w:pPr/>
+      <w:r>
+        <w:rPr>
+          <w:lang w:val="gu_IN" w:bidi="gu_IN"/>
+        </w:rPr>
+      </w:r>
+      <w:r>
+        <w:rPr>
+          <w:b/>
+          <w:lang w:val="gu_IN" w:bidi="gu_IN"/>
+        </w:rPr>
         <w:t>"તમો &amp; વિસામો આપશે"</w:t>
       </w:r>
     </w:p>
@@ -3355,6 +3640,21 @@
           <w:b/>
           <w:lang w:val="gu_IN" w:bidi="gu_IN"/>
         </w:rPr>
+        <w:t>τοῖς θλιβομένοις</w:t>
+      </w:r>
+    </w:p>
+    <w:p>
+      <w:pPr/>
+      <w:r>
+        <w:rPr>
+          <w:lang w:val="gu_IN" w:bidi="gu_IN"/>
+        </w:rPr>
+      </w:r>
+      <w:r>
+        <w:rPr>
+          <w:b/>
+          <w:lang w:val="gu_IN" w:bidi="gu_IN"/>
+        </w:rPr>
         <w:t>"દુઃખ સહન કરનારાઓને"</w:t>
       </w:r>
     </w:p>
@@ -3430,6 +3730,21 @@
           <w:b/>
           <w:lang w:val="gu_IN" w:bidi="gu_IN"/>
         </w:rPr>
+        <w:t>ἐν τῇ ἀποκαλύψει τοῦ Κυρίου Ἰησοῦ</w:t>
+      </w:r>
+    </w:p>
+    <w:p>
+      <w:pPr/>
+      <w:r>
+        <w:rPr>
+          <w:lang w:val="gu_IN" w:bidi="gu_IN"/>
+        </w:rPr>
+      </w:r>
+      <w:r>
+        <w:rPr>
+          <w:b/>
+          <w:lang w:val="gu_IN" w:bidi="gu_IN"/>
+        </w:rPr>
         <w:t>"પ્રભુ ઇસુ &amp; પ્રગટ થશે ત્યારે"</w:t>
       </w:r>
     </w:p>
@@ -3518,6 +3833,21 @@
           <w:b/>
           <w:lang w:val="gu_IN" w:bidi="gu_IN"/>
         </w:rPr>
+        <w:t>διδόντος ἐκδίκησιν τοῖς</w:t>
+      </w:r>
+    </w:p>
+    <w:p>
+      <w:pPr/>
+      <w:r>
+        <w:rPr>
+          <w:lang w:val="gu_IN" w:bidi="gu_IN"/>
+        </w:rPr>
+      </w:r>
+      <w:r>
+        <w:rPr>
+          <w:b/>
+          <w:lang w:val="gu_IN" w:bidi="gu_IN"/>
+        </w:rPr>
         <w:t>"જેઓ &amp; વેર લેશે"</w:t>
       </w:r>
     </w:p>
@@ -3606,6 +3936,21 @@
           <w:b/>
           <w:lang w:val="gu_IN" w:bidi="gu_IN"/>
         </w:rPr>
+        <w:t>τοῖς μὴ εἰδόσι Θεὸν</w:t>
+      </w:r>
+    </w:p>
+    <w:p>
+      <w:pPr/>
+      <w:r>
+        <w:rPr>
+          <w:lang w:val="gu_IN" w:bidi="gu_IN"/>
+        </w:rPr>
+      </w:r>
+      <w:r>
+        <w:rPr>
+          <w:b/>
+          <w:lang w:val="gu_IN" w:bidi="gu_IN"/>
+        </w:rPr>
         <w:t>"જેઓ દેવને ઓળખતા નથી"</w:t>
       </w:r>
     </w:p>
@@ -3694,6 +4039,21 @@
           <w:b/>
           <w:lang w:val="gu_IN" w:bidi="gu_IN"/>
         </w:rPr>
+        <w:t>καὶ τοῖς μὴ ὑπακούουσιν τῷ εὐαγγελίῳ</w:t>
+      </w:r>
+    </w:p>
+    <w:p>
+      <w:pPr/>
+      <w:r>
+        <w:rPr>
+          <w:lang w:val="gu_IN" w:bidi="gu_IN"/>
+        </w:rPr>
+      </w:r>
+      <w:r>
+        <w:rPr>
+          <w:b/>
+          <w:lang w:val="gu_IN" w:bidi="gu_IN"/>
+        </w:rPr>
         <w:t>"અને &amp; સુવાર્તાનું પાલન કરતા નથી તેઓને"</w:t>
       </w:r>
     </w:p>
@@ -3795,6 +4155,21 @@
           <w:b/>
           <w:lang w:val="gu_IN" w:bidi="gu_IN"/>
         </w:rPr>
+        <w:t>ὑπακούουσιν τῷ εὐαγγελίῳ</w:t>
+      </w:r>
+    </w:p>
+    <w:p>
+      <w:pPr/>
+      <w:r>
+        <w:rPr>
+          <w:lang w:val="gu_IN" w:bidi="gu_IN"/>
+        </w:rPr>
+      </w:r>
+      <w:r>
+        <w:rPr>
+          <w:b/>
+          <w:lang w:val="gu_IN" w:bidi="gu_IN"/>
+        </w:rPr>
         <w:t>"સુવાર્તાનું પાલન કરતા"</w:t>
       </w:r>
     </w:p>
@@ -3883,6 +4258,21 @@
           <w:b/>
           <w:lang w:val="gu_IN" w:bidi="gu_IN"/>
         </w:rPr>
+        <w:t>τῷ εὐαγγελίῳ τοῦ Κυρίου ἡμῶν, Ἰησοῦ</w:t>
+      </w:r>
+    </w:p>
+    <w:p>
+      <w:pPr/>
+      <w:r>
+        <w:rPr>
+          <w:lang w:val="gu_IN" w:bidi="gu_IN"/>
+        </w:rPr>
+      </w:r>
+      <w:r>
+        <w:rPr>
+          <w:b/>
+          <w:lang w:val="gu_IN" w:bidi="gu_IN"/>
+        </w:rPr>
         <w:t>"આપણા પ્રભુ ઇસુની સુવાર્તાનું"</w:t>
       </w:r>
     </w:p>
@@ -3984,6 +4374,21 @@
           <w:b/>
           <w:lang w:val="gu_IN" w:bidi="gu_IN"/>
         </w:rPr>
+        <w:t>οἵτινες δίκην τίσουσιν</w:t>
+      </w:r>
+    </w:p>
+    <w:p>
+      <w:pPr/>
+      <w:r>
+        <w:rPr>
+          <w:lang w:val="gu_IN" w:bidi="gu_IN"/>
+        </w:rPr>
+      </w:r>
+      <w:r>
+        <w:rPr>
+          <w:b/>
+          <w:lang w:val="gu_IN" w:bidi="gu_IN"/>
+        </w:rPr>
         <w:t>"તેઓ &amp; દંડ &amp; ભોગવશે"</w:t>
       </w:r>
     </w:p>
@@ -4072,6 +4477,21 @@
           <w:b/>
           <w:lang w:val="gu_IN" w:bidi="gu_IN"/>
         </w:rPr>
+        <w:t>οἵτινες δίκην τίσουσιν</w:t>
+      </w:r>
+    </w:p>
+    <w:p>
+      <w:pPr/>
+      <w:r>
+        <w:rPr>
+          <w:lang w:val="gu_IN" w:bidi="gu_IN"/>
+        </w:rPr>
+      </w:r>
+      <w:r>
+        <w:rPr>
+          <w:b/>
+          <w:lang w:val="gu_IN" w:bidi="gu_IN"/>
+        </w:rPr>
         <w:t>"તેઓ &amp; દંડ &amp; ભોગવશે"</w:t>
       </w:r>
     </w:p>
@@ -4160,6 +4580,21 @@
           <w:b/>
           <w:lang w:val="gu_IN" w:bidi="gu_IN"/>
         </w:rPr>
+        <w:t>δίκην τίσουσιν</w:t>
+      </w:r>
+    </w:p>
+    <w:p>
+      <w:pPr/>
+      <w:r>
+        <w:rPr>
+          <w:lang w:val="gu_IN" w:bidi="gu_IN"/>
+        </w:rPr>
+      </w:r>
+      <w:r>
+        <w:rPr>
+          <w:b/>
+          <w:lang w:val="gu_IN" w:bidi="gu_IN"/>
+        </w:rPr>
         <w:t>"દંડ &amp; ભોગવશે"</w:t>
       </w:r>
     </w:p>
@@ -4248,6 +4683,21 @@
           <w:b/>
           <w:lang w:val="gu_IN" w:bidi="gu_IN"/>
         </w:rPr>
+        <w:t>ὄλεθρον αἰώνιον</w:t>
+      </w:r>
+    </w:p>
+    <w:p>
+      <w:pPr/>
+      <w:r>
+        <w:rPr>
+          <w:lang w:val="gu_IN" w:bidi="gu_IN"/>
+        </w:rPr>
+      </w:r>
+      <w:r>
+        <w:rPr>
+          <w:b/>
+          <w:lang w:val="gu_IN" w:bidi="gu_IN"/>
+        </w:rPr>
         <w:t>"એટલે અનંતકાળનો નાશ"</w:t>
       </w:r>
     </w:p>
@@ -4450,6 +4900,21 @@
           <w:b/>
           <w:lang w:val="gu_IN" w:bidi="gu_IN"/>
         </w:rPr>
+        <w:t>τῆς δόξης τῆς ἰσχύος αὐτοῦ</w:t>
+      </w:r>
+    </w:p>
+    <w:p>
+      <w:pPr/>
+      <w:r>
+        <w:rPr>
+          <w:lang w:val="gu_IN" w:bidi="gu_IN"/>
+        </w:rPr>
+      </w:r>
+      <w:r>
+        <w:rPr>
+          <w:b/>
+          <w:lang w:val="gu_IN" w:bidi="gu_IN"/>
+        </w:rPr>
         <w:t>"તેના મહિમાવાન સામર્થ્યથી"</w:t>
       </w:r>
     </w:p>
@@ -4564,6 +5029,21 @@
           <w:b/>
           <w:lang w:val="gu_IN" w:bidi="gu_IN"/>
         </w:rPr>
+        <w:t>τῆς δόξης τῆς ἰσχύος αὐτοῦ</w:t>
+      </w:r>
+    </w:p>
+    <w:p>
+      <w:pPr/>
+      <w:r>
+        <w:rPr>
+          <w:lang w:val="gu_IN" w:bidi="gu_IN"/>
+        </w:rPr>
+      </w:r>
+      <w:r>
+        <w:rPr>
+          <w:b/>
+          <w:lang w:val="gu_IN" w:bidi="gu_IN"/>
+        </w:rPr>
         <w:t>"તેના મહિમાવાન સામર્થ્યથી"</w:t>
       </w:r>
     </w:p>
@@ -4665,6 +5145,21 @@
           <w:b/>
           <w:lang w:val="gu_IN" w:bidi="gu_IN"/>
         </w:rPr>
+        <w:t>ὅταν ἔλθῃ &amp; ἐν τῇ ἡμέρᾳ ἐκείνῃ</w:t>
+      </w:r>
+    </w:p>
+    <w:p>
+      <w:pPr/>
+      <w:r>
+        <w:rPr>
+          <w:lang w:val="gu_IN" w:bidi="gu_IN"/>
+        </w:rPr>
+      </w:r>
+      <w:r>
+        <w:rPr>
+          <w:b/>
+          <w:lang w:val="gu_IN" w:bidi="gu_IN"/>
+        </w:rPr>
         <w:t>"જયારે &amp; તે આવશે તે દહાડે એમ થશે"</w:t>
       </w:r>
     </w:p>
@@ -4828,6 +5323,21 @@
           <w:b/>
           <w:lang w:val="gu_IN" w:bidi="gu_IN"/>
         </w:rPr>
+        <w:t>ἐνδοξασθῆναι ἐν τοῖς ἁγίοις αὐτοῦ, καὶ θαυμασθῆναι</w:t>
+      </w:r>
+    </w:p>
+    <w:p>
+      <w:pPr/>
+      <w:r>
+        <w:rPr>
+          <w:lang w:val="gu_IN" w:bidi="gu_IN"/>
+        </w:rPr>
+      </w:r>
+      <w:r>
+        <w:rPr>
+          <w:b/>
+          <w:lang w:val="gu_IN" w:bidi="gu_IN"/>
+        </w:rPr>
         <w:t>"પોતાના સંતોમાં મહિમા મેળવવાને અને &amp; આશ્ચર્ય ઉત્પન કરવાને"</w:t>
       </w:r>
     </w:p>
@@ -5012,6 +5522,21 @@
           <w:b/>
           <w:lang w:val="gu_IN" w:bidi="gu_IN"/>
         </w:rPr>
+        <w:t>ἐπιστεύθη τὸ μαρτύριον ἡμῶν ἐφ’ ὑμᾶς</w:t>
+      </w:r>
+    </w:p>
+    <w:p>
+      <w:pPr/>
+      <w:r>
+        <w:rPr>
+          <w:lang w:val="gu_IN" w:bidi="gu_IN"/>
+        </w:rPr>
+      </w:r>
+      <w:r>
+        <w:rPr>
+          <w:b/>
+          <w:lang w:val="gu_IN" w:bidi="gu_IN"/>
+        </w:rPr>
         <w:t>"તમે અમારી સાક્ષી પર વિશ્વાસ રાખ્યો"</w:t>
       </w:r>
     </w:p>
@@ -5075,6 +5600,21 @@
           <w:b/>
           <w:lang w:val="gu_IN" w:bidi="gu_IN"/>
         </w:rPr>
+        <w:t>εἰς ὃ</w:t>
+      </w:r>
+    </w:p>
+    <w:p>
+      <w:pPr/>
+      <w:r>
+        <w:rPr>
+          <w:lang w:val="gu_IN" w:bidi="gu_IN"/>
+        </w:rPr>
+      </w:r>
+      <w:r>
+        <w:rPr>
+          <w:b/>
+          <w:lang w:val="gu_IN" w:bidi="gu_IN"/>
+        </w:rPr>
         <w:t>"એથી અમે &amp; પ્રાર્થના કરીએ છીએ"</w:t>
       </w:r>
     </w:p>
@@ -5163,6 +5703,21 @@
           <w:b/>
           <w:lang w:val="gu_IN" w:bidi="gu_IN"/>
         </w:rPr>
+        <w:t>καὶ προσευχόμεθα πάντοτε περὶ ὑμῶν</w:t>
+      </w:r>
+    </w:p>
+    <w:p>
+      <w:pPr/>
+      <w:r>
+        <w:rPr>
+          <w:lang w:val="gu_IN" w:bidi="gu_IN"/>
+        </w:rPr>
+      </w:r>
+      <w:r>
+        <w:rPr>
+          <w:b/>
+          <w:lang w:val="gu_IN" w:bidi="gu_IN"/>
+        </w:rPr>
         <w:t>"એથી અમે પણ સદા તમારે માટે પ્રાર્થના કરીએ છીએ"</w:t>
       </w:r>
     </w:p>
@@ -5251,6 +5806,21 @@
           <w:b/>
           <w:lang w:val="gu_IN" w:bidi="gu_IN"/>
         </w:rPr>
+        <w:t>τῆς κλήσεως</w:t>
+      </w:r>
+    </w:p>
+    <w:p>
+      <w:pPr/>
+      <w:r>
+        <w:rPr>
+          <w:lang w:val="gu_IN" w:bidi="gu_IN"/>
+        </w:rPr>
+      </w:r>
+      <w:r>
+        <w:rPr>
+          <w:b/>
+          <w:lang w:val="gu_IN" w:bidi="gu_IN"/>
+        </w:rPr>
         <w:t>"જે તેડું તમને મળ્યું છે તેને"</w:t>
       </w:r>
     </w:p>
@@ -5339,6 +5909,21 @@
           <w:b/>
           <w:lang w:val="gu_IN" w:bidi="gu_IN"/>
         </w:rPr>
+        <w:t>πληρώσῃ πᾶσαν εὐδοκίαν ἀγαθωσύνης, καὶ ἔργον πίστεως ἐν δυνάμει</w:t>
+      </w:r>
+    </w:p>
+    <w:p>
+      <w:pPr/>
+      <w:r>
+        <w:rPr>
+          <w:lang w:val="gu_IN" w:bidi="gu_IN"/>
+        </w:rPr>
+      </w:r>
+      <w:r>
+        <w:rPr>
+          <w:b/>
+          <w:lang w:val="gu_IN" w:bidi="gu_IN"/>
+        </w:rPr>
         <w:t>"પોતાના સામર્થ્યથી તમારી દરેક સારી ઈચ્છાને તથા તમારા વિશ્વાસના કામને સંપૂર્ણ કરે"</w:t>
       </w:r>
     </w:p>
@@ -5454,6 +6039,21 @@
           <w:b/>
           <w:lang w:val="gu_IN" w:bidi="gu_IN"/>
         </w:rPr>
+        <w:t>καὶ πληρώσῃ</w:t>
+      </w:r>
+    </w:p>
+    <w:p>
+      <w:pPr/>
+      <w:r>
+        <w:rPr>
+          <w:lang w:val="gu_IN" w:bidi="gu_IN"/>
+        </w:rPr>
+      </w:r>
+      <w:r>
+        <w:rPr>
+          <w:b/>
+          <w:lang w:val="gu_IN" w:bidi="gu_IN"/>
+        </w:rPr>
         <w:t>"ને &amp; સંપૂર્ણ કરે"</w:t>
       </w:r>
     </w:p>
@@ -5555,6 +6155,21 @@
           <w:b/>
           <w:lang w:val="gu_IN" w:bidi="gu_IN"/>
         </w:rPr>
+        <w:t>ὅπως</w:t>
+      </w:r>
+    </w:p>
+    <w:p>
+      <w:pPr/>
+      <w:r>
+        <w:rPr>
+          <w:lang w:val="gu_IN" w:bidi="gu_IN"/>
+        </w:rPr>
+      </w:r>
+      <w:r>
+        <w:rPr>
+          <w:b/>
+          <w:lang w:val="gu_IN" w:bidi="gu_IN"/>
+        </w:rPr>
         <w:t>"જેથી"</w:t>
       </w:r>
     </w:p>
@@ -5643,6 +6258,21 @@
           <w:b/>
           <w:lang w:val="gu_IN" w:bidi="gu_IN"/>
         </w:rPr>
+        <w:t>τὸ ὄνομα τοῦ Κυρίου ἡμῶν, Ἰησοῦ</w:t>
+      </w:r>
+    </w:p>
+    <w:p>
+      <w:pPr/>
+      <w:r>
+        <w:rPr>
+          <w:lang w:val="gu_IN" w:bidi="gu_IN"/>
+        </w:rPr>
+      </w:r>
+      <w:r>
+        <w:rPr>
+          <w:b/>
+          <w:lang w:val="gu_IN" w:bidi="gu_IN"/>
+        </w:rPr>
         <w:t>"આપણા &amp; પ્રભુ ઈસુનું નામ"</w:t>
       </w:r>
     </w:p>
@@ -5731,6 +6361,21 @@
           <w:b/>
           <w:lang w:val="gu_IN" w:bidi="gu_IN"/>
         </w:rPr>
+        <w:t>ὅπως ἐνδοξασθῇ τὸ ὄνομα τοῦ Κυρίου ἡμῶν, Ἰησοῦ, ἐν ὑμῖν</w:t>
+      </w:r>
+    </w:p>
+    <w:p>
+      <w:pPr/>
+      <w:r>
+        <w:rPr>
+          <w:lang w:val="gu_IN" w:bidi="gu_IN"/>
+        </w:rPr>
+      </w:r>
+      <w:r>
+        <w:rPr>
+          <w:b/>
+          <w:lang w:val="gu_IN" w:bidi="gu_IN"/>
+        </w:rPr>
         <w:t>"જેથી આપણા &amp; પ્રભુ ઈસુનું નામ તમારામાં મહિમાવાન થાય &amp; મહિમાવાન થાઓ"</w:t>
       </w:r>
     </w:p>
@@ -5806,6 +6451,21 @@
           <w:b/>
           <w:lang w:val="gu_IN" w:bidi="gu_IN"/>
         </w:rPr>
+        <w:t>καὶ ὑμεῖς ἐν αὐτῷ</w:t>
+      </w:r>
+    </w:p>
+    <w:p>
+      <w:pPr/>
+      <w:r>
+        <w:rPr>
+          <w:lang w:val="gu_IN" w:bidi="gu_IN"/>
+        </w:rPr>
+      </w:r>
+      <w:r>
+        <w:rPr>
+          <w:b/>
+          <w:lang w:val="gu_IN" w:bidi="gu_IN"/>
+        </w:rPr>
         <w:t>"અને તમે તેનામાં"</w:t>
       </w:r>
     </w:p>
@@ -5881,6 +6541,21 @@
           <w:b/>
           <w:lang w:val="gu_IN" w:bidi="gu_IN"/>
         </w:rPr>
+        <w:t>καὶ ὑμεῖς ἐν αὐτῷ</w:t>
+      </w:r>
+    </w:p>
+    <w:p>
+      <w:pPr/>
+      <w:r>
+        <w:rPr>
+          <w:lang w:val="gu_IN" w:bidi="gu_IN"/>
+        </w:rPr>
+      </w:r>
+      <w:r>
+        <w:rPr>
+          <w:b/>
+          <w:lang w:val="gu_IN" w:bidi="gu_IN"/>
+        </w:rPr>
         <w:t>"અને તમે તેનામાં"</w:t>
       </w:r>
     </w:p>
@@ -5957,6 +6632,21 @@
           <w:b/>
           <w:lang w:val="gu_IN" w:bidi="gu_IN"/>
         </w:rPr>
+        <w:t>κατὰ τὴν χάριν τοῦ Θεοῦ ἡμῶν</w:t>
+      </w:r>
+    </w:p>
+    <w:p>
+      <w:pPr/>
+      <w:r>
+        <w:rPr>
+          <w:lang w:val="gu_IN" w:bidi="gu_IN"/>
+        </w:rPr>
+      </w:r>
+      <w:r>
+        <w:rPr>
+          <w:b/>
+          <w:lang w:val="gu_IN" w:bidi="gu_IN"/>
+        </w:rPr>
         <w:t>"દેવ &amp; કૃપાથી આપણા"</w:t>
       </w:r>
     </w:p>
@@ -6045,6 +6735,21 @@
           <w:b/>
           <w:lang w:val="gu_IN" w:bidi="gu_IN"/>
         </w:rPr>
+        <w:t>τοῦ Θεοῦ ἡμῶν καὶ Κυρίου Ἰησοῦ Χριστοῦ</w:t>
+      </w:r>
+    </w:p>
+    <w:p>
+      <w:pPr/>
+      <w:r>
+        <w:rPr>
+          <w:lang w:val="gu_IN" w:bidi="gu_IN"/>
+        </w:rPr>
+      </w:r>
+      <w:r>
+        <w:rPr>
+          <w:b/>
+          <w:lang w:val="gu_IN" w:bidi="gu_IN"/>
+        </w:rPr>
         <w:t>"દેવ તથા પ્રભુ ઇસુ ખ્રિસ્તની &amp; આપણા"</w:t>
       </w:r>
     </w:p>
@@ -6285,6 +6990,21 @@
           <w:b/>
           <w:lang w:val="gu_IN" w:bidi="gu_IN"/>
         </w:rPr>
+        <w:t>δὲ</w:t>
+      </w:r>
+    </w:p>
+    <w:p>
+      <w:pPr/>
+      <w:r>
+        <w:rPr>
+          <w:lang w:val="gu_IN" w:bidi="gu_IN"/>
+        </w:rPr>
+      </w:r>
+      <w:r>
+        <w:rPr>
+          <w:b/>
+          <w:lang w:val="gu_IN" w:bidi="gu_IN"/>
+        </w:rPr>
         <w:t>"હવે"</w:t>
       </w:r>
     </w:p>
@@ -6563,6 +7283,21 @@
           <w:b/>
           <w:lang w:val="gu_IN" w:bidi="gu_IN"/>
         </w:rPr>
+        <w:t>ἀδελφοί</w:t>
+      </w:r>
+    </w:p>
+    <w:p>
+      <w:pPr/>
+      <w:r>
+        <w:rPr>
+          <w:lang w:val="gu_IN" w:bidi="gu_IN"/>
+        </w:rPr>
+      </w:r>
+      <w:r>
+        <w:rPr>
+          <w:b/>
+          <w:lang w:val="gu_IN" w:bidi="gu_IN"/>
+        </w:rPr>
         <w:t>"ભાઈઓ"</w:t>
       </w:r>
     </w:p>
@@ -6739,6 +7474,21 @@
           <w:b/>
           <w:lang w:val="gu_IN" w:bidi="gu_IN"/>
         </w:rPr>
+        <w:t>μηδὲ θροεῖσθαι</w:t>
+      </w:r>
+    </w:p>
+    <w:p>
+      <w:pPr/>
+      <w:r>
+        <w:rPr>
+          <w:lang w:val="gu_IN" w:bidi="gu_IN"/>
+        </w:rPr>
+      </w:r>
+      <w:r>
+        <w:rPr>
+          <w:b/>
+          <w:lang w:val="gu_IN" w:bidi="gu_IN"/>
+        </w:rPr>
         <w:t>"અને ગભરાઓ નહિ"</w:t>
       </w:r>
     </w:p>
@@ -6896,6 +7646,21 @@
           <w:b/>
           <w:lang w:val="gu_IN" w:bidi="gu_IN"/>
         </w:rPr>
+        <w:t>ὡς δι’ ἡμῶν</w:t>
+      </w:r>
+    </w:p>
+    <w:p>
+      <w:pPr/>
+      <w:r>
+        <w:rPr>
+          <w:lang w:val="gu_IN" w:bidi="gu_IN"/>
+        </w:rPr>
+      </w:r>
+      <w:r>
+        <w:rPr>
+          <w:b/>
+          <w:lang w:val="gu_IN" w:bidi="gu_IN"/>
+        </w:rPr>
         <w:t>"જાણે &amp; અમારા તરફથી"</w:t>
       </w:r>
     </w:p>
@@ -6971,6 +7736,21 @@
           <w:b/>
           <w:lang w:val="gu_IN" w:bidi="gu_IN"/>
         </w:rPr>
+        <w:t>ὡς</w:t>
+      </w:r>
+    </w:p>
+    <w:p>
+      <w:pPr/>
+      <w:r>
+        <w:rPr>
+          <w:lang w:val="gu_IN" w:bidi="gu_IN"/>
+        </w:rPr>
+      </w:r>
+      <w:r>
+        <w:rPr>
+          <w:b/>
+          <w:lang w:val="gu_IN" w:bidi="gu_IN"/>
+        </w:rPr>
         <w:t>"હમણાજ આવ્યો હોય, એમ સમજીને તમે &amp; જાણે"</w:t>
       </w:r>
     </w:p>
@@ -7185,6 +7965,21 @@
           <w:b/>
           <w:lang w:val="gu_IN" w:bidi="gu_IN"/>
         </w:rPr>
+        <w:t>ὅτι ἐὰν μὴ ἔλθῃ ἡ ἀποστασία πρῶτον</w:t>
+      </w:r>
+    </w:p>
+    <w:p>
+      <w:pPr/>
+      <w:r>
+        <w:rPr>
+          <w:lang w:val="gu_IN" w:bidi="gu_IN"/>
+        </w:rPr>
+      </w:r>
+      <w:r>
+        <w:rPr>
+          <w:b/>
+          <w:lang w:val="gu_IN" w:bidi="gu_IN"/>
+        </w:rPr>
         <w:t>"કેમકે એમ થતાં પહેલાં ધર્મત્યાગ થશે"</w:t>
       </w:r>
     </w:p>
@@ -7260,6 +8055,21 @@
           <w:b/>
           <w:lang w:val="gu_IN" w:bidi="gu_IN"/>
         </w:rPr>
+        <w:t>ἡ ἀποστασία</w:t>
+      </w:r>
+    </w:p>
+    <w:p>
+      <w:pPr/>
+      <w:r>
+        <w:rPr>
+          <w:lang w:val="gu_IN" w:bidi="gu_IN"/>
+        </w:rPr>
+      </w:r>
+      <w:r>
+        <w:rPr>
+          <w:b/>
+          <w:lang w:val="gu_IN" w:bidi="gu_IN"/>
+        </w:rPr>
         <w:t>"ધર્મત્યાગ થશે"</w:t>
       </w:r>
     </w:p>
@@ -7348,6 +8158,21 @@
           <w:b/>
           <w:lang w:val="gu_IN" w:bidi="gu_IN"/>
         </w:rPr>
+        <w:t>ἀποκαλυφθῇ ὁ ἄνθρωπος τῆς ἀνομίας</w:t>
+      </w:r>
+    </w:p>
+    <w:p>
+      <w:pPr/>
+      <w:r>
+        <w:rPr>
+          <w:lang w:val="gu_IN" w:bidi="gu_IN"/>
+        </w:rPr>
+      </w:r>
+      <w:r>
+        <w:rPr>
+          <w:b/>
+          <w:lang w:val="gu_IN" w:bidi="gu_IN"/>
+        </w:rPr>
         <w:t>"પાપનો માણસ &amp; પ્રગટ થશે"</w:t>
       </w:r>
     </w:p>
@@ -7423,6 +8248,21 @@
           <w:b/>
           <w:lang w:val="gu_IN" w:bidi="gu_IN"/>
         </w:rPr>
+        <w:t>ὁ ἄνθρωπος τῆς ἀνομίας</w:t>
+      </w:r>
+    </w:p>
+    <w:p>
+      <w:pPr/>
+      <w:r>
+        <w:rPr>
+          <w:lang w:val="gu_IN" w:bidi="gu_IN"/>
+        </w:rPr>
+      </w:r>
+      <w:r>
+        <w:rPr>
+          <w:b/>
+          <w:lang w:val="gu_IN" w:bidi="gu_IN"/>
+        </w:rPr>
         <w:t>"પાપનો માણસ"</w:t>
       </w:r>
     </w:p>
@@ -7498,6 +8338,21 @@
           <w:b/>
           <w:lang w:val="gu_IN" w:bidi="gu_IN"/>
         </w:rPr>
+        <w:t>ὁ υἱὸς τῆς ἀπωλείας</w:t>
+      </w:r>
+    </w:p>
+    <w:p>
+      <w:pPr/>
+      <w:r>
+        <w:rPr>
+          <w:lang w:val="gu_IN" w:bidi="gu_IN"/>
+        </w:rPr>
+      </w:r>
+      <w:r>
+        <w:rPr>
+          <w:b/>
+          <w:lang w:val="gu_IN" w:bidi="gu_IN"/>
+        </w:rPr>
         <w:t>"એટલે વિનાશનો પુત્ર"</w:t>
       </w:r>
     </w:p>
@@ -7586,6 +8441,21 @@
           <w:b/>
           <w:lang w:val="gu_IN" w:bidi="gu_IN"/>
         </w:rPr>
+        <w:t>ὁ υἱὸς τῆς ἀπωλείας</w:t>
+      </w:r>
+    </w:p>
+    <w:p>
+      <w:pPr/>
+      <w:r>
+        <w:rPr>
+          <w:lang w:val="gu_IN" w:bidi="gu_IN"/>
+        </w:rPr>
+      </w:r>
+      <w:r>
+        <w:rPr>
+          <w:b/>
+          <w:lang w:val="gu_IN" w:bidi="gu_IN"/>
+        </w:rPr>
         <w:t>"એટલે વિનાશનો પુત્ર"</w:t>
       </w:r>
     </w:p>
@@ -7736,6 +8606,21 @@
           <w:b/>
           <w:lang w:val="gu_IN" w:bidi="gu_IN"/>
         </w:rPr>
+        <w:t>αὐτὸν &amp; καθίσαι</w:t>
+      </w:r>
+    </w:p>
+    <w:p>
+      <w:pPr/>
+      <w:r>
+        <w:rPr>
+          <w:lang w:val="gu_IN" w:bidi="gu_IN"/>
+        </w:rPr>
+      </w:r>
+      <w:r>
+        <w:rPr>
+          <w:b/>
+          <w:lang w:val="gu_IN" w:bidi="gu_IN"/>
+        </w:rPr>
         <w:t>"તે &amp; દેવ હોવાનો દાવો કરીને તે દેવ તરીકે &amp; બેસે છે"</w:t>
       </w:r>
     </w:p>
@@ -7824,6 +8709,21 @@
           <w:b/>
           <w:lang w:val="gu_IN" w:bidi="gu_IN"/>
         </w:rPr>
+        <w:t>ἀποδεικνύντα ἑαυτὸν ὅτι ἔστιν Θεός</w:t>
+      </w:r>
+    </w:p>
+    <w:p>
+      <w:pPr/>
+      <w:r>
+        <w:rPr>
+          <w:lang w:val="gu_IN" w:bidi="gu_IN"/>
+        </w:rPr>
+      </w:r>
+      <w:r>
+        <w:rPr>
+          <w:b/>
+          <w:lang w:val="gu_IN" w:bidi="gu_IN"/>
+        </w:rPr>
         <w:t>"દેવ હોવાનો દાવો કરીને તે દેવ તરીકે &amp; બેસે છે"</w:t>
       </w:r>
     </w:p>
@@ -7975,6 +8875,21 @@
           <w:b/>
           <w:lang w:val="gu_IN" w:bidi="gu_IN"/>
         </w:rPr>
+        <w:t>ταῦτα</w:t>
+      </w:r>
+    </w:p>
+    <w:p>
+      <w:pPr/>
+      <w:r>
+        <w:rPr>
+          <w:lang w:val="gu_IN" w:bidi="gu_IN"/>
+        </w:rPr>
+      </w:r>
+      <w:r>
+        <w:rPr>
+          <w:b/>
+          <w:lang w:val="gu_IN" w:bidi="gu_IN"/>
+        </w:rPr>
         <w:t>"એ વાતો"</w:t>
       </w:r>
     </w:p>
@@ -8063,6 +8978,21 @@
           <w:b/>
           <w:lang w:val="gu_IN" w:bidi="gu_IN"/>
         </w:rPr>
+        <w:t>καὶ νῦν τὸ κατέχον οἴδατε</w:t>
+      </w:r>
+    </w:p>
+    <w:p>
+      <w:pPr/>
+      <w:r>
+        <w:rPr>
+          <w:lang w:val="gu_IN" w:bidi="gu_IN"/>
+        </w:rPr>
+      </w:r>
+      <w:r>
+        <w:rPr>
+          <w:b/>
+          <w:lang w:val="gu_IN" w:bidi="gu_IN"/>
+        </w:rPr>
         <w:t>"અને &amp; શું અટકાવે છે તે હવે તમે સમજો છો"</w:t>
       </w:r>
     </w:p>
@@ -8165,6 +9095,21 @@
           <w:b/>
           <w:lang w:val="gu_IN" w:bidi="gu_IN"/>
         </w:rPr>
+        <w:t>τὸ ἀποκαλυφθῆναι αὐτὸν ἐν τῷ αὐτοῦ καιρῷ</w:t>
+      </w:r>
+    </w:p>
+    <w:p>
+      <w:pPr/>
+      <w:r>
+        <w:rPr>
+          <w:lang w:val="gu_IN" w:bidi="gu_IN"/>
+        </w:rPr>
+      </w:r>
+      <w:r>
+        <w:rPr>
+          <w:b/>
+          <w:lang w:val="gu_IN" w:bidi="gu_IN"/>
+        </w:rPr>
         <w:t>"તેને} નિર્માણ થયેલ સમયે પ્રગટ થતાં"</w:t>
       </w:r>
     </w:p>
@@ -8240,6 +9185,21 @@
           <w:b/>
           <w:lang w:val="gu_IN" w:bidi="gu_IN"/>
         </w:rPr>
+        <w:t>γὰρ</w:t>
+      </w:r>
+    </w:p>
+    <w:p>
+      <w:pPr/>
+      <w:r>
+        <w:rPr>
+          <w:lang w:val="gu_IN" w:bidi="gu_IN"/>
+        </w:rPr>
+      </w:r>
+      <w:r>
+        <w:rPr>
+          <w:b/>
+          <w:lang w:val="gu_IN" w:bidi="gu_IN"/>
+        </w:rPr>
         <w:t>"કેમકે"</w:t>
       </w:r>
     </w:p>
@@ -8341,6 +9301,21 @@
           <w:b/>
           <w:lang w:val="gu_IN" w:bidi="gu_IN"/>
         </w:rPr>
+        <w:t>τὸ &amp; μυστήριον ἤδη ἐνεργεῖται τῆς ἀνομίας</w:t>
+      </w:r>
+    </w:p>
+    <w:p>
+      <w:pPr/>
+      <w:r>
+        <w:rPr>
+          <w:lang w:val="gu_IN" w:bidi="gu_IN"/>
+        </w:rPr>
+      </w:r>
+      <w:r>
+        <w:rPr>
+          <w:b/>
+          <w:lang w:val="gu_IN" w:bidi="gu_IN"/>
+        </w:rPr>
         <w:t>"અધર્મની ગુપ્ત અસર ચાલુ થઇ ચુકી છે"</w:t>
       </w:r>
     </w:p>
@@ -8505,6 +9480,21 @@
           <w:b/>
           <w:lang w:val="gu_IN" w:bidi="gu_IN"/>
         </w:rPr>
+        <w:t>γένηται</w:t>
+      </w:r>
+    </w:p>
+    <w:p>
+      <w:pPr/>
+      <w:r>
+        <w:rPr>
+          <w:lang w:val="gu_IN" w:bidi="gu_IN"/>
+        </w:rPr>
+      </w:r>
+      <w:r>
+        <w:rPr>
+          <w:b/>
+          <w:lang w:val="gu_IN" w:bidi="gu_IN"/>
+        </w:rPr>
         <w:t>"જે હાલ અટકાવનાર છે તેને વચમાંથી દૂર કરવામાં નહિ આવે ત્યાં સુધી તેને અટકાવવામાં આવશે"</w:t>
       </w:r>
     </w:p>
@@ -8593,6 +9583,21 @@
           <w:b/>
           <w:lang w:val="gu_IN" w:bidi="gu_IN"/>
         </w:rPr>
+        <w:t>ἐκ μέσου γένηται</w:t>
+      </w:r>
+    </w:p>
+    <w:p>
+      <w:pPr/>
+      <w:r>
+        <w:rPr>
+          <w:lang w:val="gu_IN" w:bidi="gu_IN"/>
+        </w:rPr>
+      </w:r>
+      <w:r>
+        <w:rPr>
+          <w:b/>
+          <w:lang w:val="gu_IN" w:bidi="gu_IN"/>
+        </w:rPr>
         <w:t>"જે હાલ અટકાવનાર છે તેને વચમાંથી દૂર કરવામાં નહિ આવે ત્યાં સુધી તેને અટકાવવામાં આવશે"</w:t>
       </w:r>
     </w:p>
@@ -8743,6 +9748,21 @@
           <w:b/>
           <w:lang w:val="gu_IN" w:bidi="gu_IN"/>
         </w:rPr>
+        <w:t>τῷ πνεύματι τοῦ στόματος αὐτοῦ</w:t>
+      </w:r>
+    </w:p>
+    <w:p>
+      <w:pPr/>
+      <w:r>
+        <w:rPr>
+          <w:lang w:val="gu_IN" w:bidi="gu_IN"/>
+        </w:rPr>
+      </w:r>
+      <w:r>
+        <w:rPr>
+          <w:b/>
+          <w:lang w:val="gu_IN" w:bidi="gu_IN"/>
+        </w:rPr>
         <w:t>"તેના મુખના ફૂકથી"</w:t>
       </w:r>
     </w:p>
@@ -9020,6 +10040,21 @@
           <w:b/>
           <w:lang w:val="gu_IN" w:bidi="gu_IN"/>
         </w:rPr>
+        <w:t>οὗ</w:t>
+      </w:r>
+    </w:p>
+    <w:p>
+      <w:pPr/>
+      <w:r>
+        <w:rPr>
+          <w:lang w:val="gu_IN" w:bidi="gu_IN"/>
+        </w:rPr>
+      </w:r>
+      <w:r>
+        <w:rPr>
+          <w:b/>
+          <w:lang w:val="gu_IN" w:bidi="gu_IN"/>
+        </w:rPr>
         <w:t>"જેનું"</w:t>
       </w:r>
     </w:p>
@@ -9096,6 +10131,21 @@
           <w:b/>
           <w:lang w:val="gu_IN" w:bidi="gu_IN"/>
         </w:rPr>
+        <w:t>ἐν πάσῃ δυνάμει, καὶ σημείοις, καὶ τέρασιν ψεύδους</w:t>
+      </w:r>
+    </w:p>
+    <w:p>
+      <w:pPr/>
+      <w:r>
+        <w:rPr>
+          <w:lang w:val="gu_IN" w:bidi="gu_IN"/>
+        </w:rPr>
+      </w:r>
+      <w:r>
+        <w:rPr>
+          <w:b/>
+          <w:lang w:val="gu_IN" w:bidi="gu_IN"/>
+        </w:rPr>
         <w:t>"સર્વ પ્રકારનાં ખોટાં પરાક્રમો, ચિહ્નો તથા ચમત્કારો સાથે"</w:t>
       </w:r>
     </w:p>
@@ -9236,6 +10286,21 @@
           <w:b/>
           <w:lang w:val="gu_IN" w:bidi="gu_IN"/>
         </w:rPr>
+        <w:t>ἐν πάσῃ δυνάμει, καὶ σημείοις, καὶ τέρασιν ψεύδους</w:t>
+      </w:r>
+    </w:p>
+    <w:p>
+      <w:pPr/>
+      <w:r>
+        <w:rPr>
+          <w:lang w:val="gu_IN" w:bidi="gu_IN"/>
+        </w:rPr>
+      </w:r>
+      <w:r>
+        <w:rPr>
+          <w:b/>
+          <w:lang w:val="gu_IN" w:bidi="gu_IN"/>
+        </w:rPr>
         <w:t>"સર્વ પ્રકારનાં ખોટાં પરાક્રમો, ચિહ્નો તથા ચમત્કારો સાથે"</w:t>
       </w:r>
     </w:p>
@@ -9324,6 +10389,21 @@
           <w:b/>
           <w:lang w:val="gu_IN" w:bidi="gu_IN"/>
         </w:rPr>
+        <w:t>καὶ σημείοις, καὶ τέρασιν ψεύδους</w:t>
+      </w:r>
+    </w:p>
+    <w:p>
+      <w:pPr/>
+      <w:r>
+        <w:rPr>
+          <w:lang w:val="gu_IN" w:bidi="gu_IN"/>
+        </w:rPr>
+      </w:r>
+      <w:r>
+        <w:rPr>
+          <w:b/>
+          <w:lang w:val="gu_IN" w:bidi="gu_IN"/>
+        </w:rPr>
         <w:t>"ખોટાં &amp; ચિહ્નો તથા ચમત્કારો સાથે"</w:t>
       </w:r>
     </w:p>
@@ -9419,6 +10499,21 @@
           <w:b/>
           <w:lang w:val="gu_IN" w:bidi="gu_IN"/>
         </w:rPr>
+        <w:t>πάσῃ</w:t>
+      </w:r>
+    </w:p>
+    <w:p>
+      <w:pPr/>
+      <w:r>
+        <w:rPr>
+          <w:lang w:val="gu_IN" w:bidi="gu_IN"/>
+        </w:rPr>
+      </w:r>
+      <w:r>
+        <w:rPr>
+          <w:b/>
+          <w:lang w:val="gu_IN" w:bidi="gu_IN"/>
+        </w:rPr>
         <w:t>"તમામ"</w:t>
       </w:r>
     </w:p>
@@ -9507,6 +10602,21 @@
           <w:b/>
           <w:lang w:val="gu_IN" w:bidi="gu_IN"/>
         </w:rPr>
+        <w:t>ἐν πάσῃ ἀπάτῃ ἀδικίας</w:t>
+      </w:r>
+    </w:p>
+    <w:p>
+      <w:pPr/>
+      <w:r>
+        <w:rPr>
+          <w:lang w:val="gu_IN" w:bidi="gu_IN"/>
+        </w:rPr>
+      </w:r>
+      <w:r>
+        <w:rPr>
+          <w:b/>
+          <w:lang w:val="gu_IN" w:bidi="gu_IN"/>
+        </w:rPr>
         <w:t>"અન્યાયના તમામ કપટમાં"</w:t>
       </w:r>
     </w:p>
@@ -9709,6 +10819,21 @@
           <w:b/>
           <w:lang w:val="gu_IN" w:bidi="gu_IN"/>
         </w:rPr>
+        <w:t>ἀνθ’ ὧν</w:t>
+      </w:r>
+    </w:p>
+    <w:p>
+      <w:pPr/>
+      <w:r>
+        <w:rPr>
+          <w:lang w:val="gu_IN" w:bidi="gu_IN"/>
+        </w:rPr>
+      </w:r>
+      <w:r>
+        <w:rPr>
+          <w:b/>
+          <w:lang w:val="gu_IN" w:bidi="gu_IN"/>
+        </w:rPr>
         <w:t>"જેના કારણે"</w:t>
       </w:r>
     </w:p>
@@ -9784,6 +10909,21 @@
           <w:b/>
           <w:lang w:val="gu_IN" w:bidi="gu_IN"/>
         </w:rPr>
+        <w:t>τὴν ἀγάπην τῆς ἀληθείας οὐκ ἐδέξαντο</w:t>
+      </w:r>
+    </w:p>
+    <w:p>
+      <w:pPr/>
+      <w:r>
+        <w:rPr>
+          <w:lang w:val="gu_IN" w:bidi="gu_IN"/>
+        </w:rPr>
+      </w:r>
+      <w:r>
+        <w:rPr>
+          <w:b/>
+          <w:lang w:val="gu_IN" w:bidi="gu_IN"/>
+        </w:rPr>
         <w:t>"પ્રેમથી સત્યનો અંગીકાર કર્યો નહિ"</w:t>
       </w:r>
     </w:p>
@@ -9911,6 +11051,21 @@
           <w:b/>
           <w:lang w:val="gu_IN" w:bidi="gu_IN"/>
         </w:rPr>
+        <w:t>εἰς τὸ σωθῆναι αὐτούς</w:t>
+      </w:r>
+    </w:p>
+    <w:p>
+      <w:pPr/>
+      <w:r>
+        <w:rPr>
+          <w:lang w:val="gu_IN" w:bidi="gu_IN"/>
+        </w:rPr>
+      </w:r>
+      <w:r>
+        <w:rPr>
+          <w:b/>
+          <w:lang w:val="gu_IN" w:bidi="gu_IN"/>
+        </w:rPr>
         <w:t>"તેઓને પોતાના તારણ અર્થે"</w:t>
       </w:r>
     </w:p>
@@ -9986,6 +11141,21 @@
           <w:b/>
           <w:lang w:val="gu_IN" w:bidi="gu_IN"/>
         </w:rPr>
+        <w:t>εἰς τὸ σωθῆναι αὐτούς</w:t>
+      </w:r>
+    </w:p>
+    <w:p>
+      <w:pPr/>
+      <w:r>
+        <w:rPr>
+          <w:lang w:val="gu_IN" w:bidi="gu_IN"/>
+        </w:rPr>
+      </w:r>
+      <w:r>
+        <w:rPr>
+          <w:b/>
+          <w:lang w:val="gu_IN" w:bidi="gu_IN"/>
+        </w:rPr>
         <w:t>"તેઓને પોતાના તારણ અર્થે"</w:t>
       </w:r>
     </w:p>
@@ -10061,6 +11231,21 @@
           <w:b/>
           <w:lang w:val="gu_IN" w:bidi="gu_IN"/>
         </w:rPr>
+        <w:t>διὰ τοῦτο</w:t>
+      </w:r>
+    </w:p>
+    <w:p>
+      <w:pPr/>
+      <w:r>
+        <w:rPr>
+          <w:lang w:val="gu_IN" w:bidi="gu_IN"/>
+        </w:rPr>
+      </w:r>
+      <w:r>
+        <w:rPr>
+          <w:b/>
+          <w:lang w:val="gu_IN" w:bidi="gu_IN"/>
+        </w:rPr>
         <w:t>"આ કારણે"</w:t>
       </w:r>
     </w:p>
@@ -10237,6 +11422,21 @@
           <w:b/>
           <w:lang w:val="gu_IN" w:bidi="gu_IN"/>
         </w:rPr>
+        <w:t>ἐνέργειαν πλάνης</w:t>
+      </w:r>
+    </w:p>
+    <w:p>
+      <w:pPr/>
+      <w:r>
+        <w:rPr>
+          <w:lang w:val="gu_IN" w:bidi="gu_IN"/>
+        </w:rPr>
+      </w:r>
+      <w:r>
+        <w:rPr>
+          <w:b/>
+          <w:lang w:val="gu_IN" w:bidi="gu_IN"/>
+        </w:rPr>
         <w:t>"ભ્રમણામાં"</w:t>
       </w:r>
     </w:p>
@@ -10338,6 +11538,21 @@
           <w:b/>
           <w:lang w:val="gu_IN" w:bidi="gu_IN"/>
         </w:rPr>
+        <w:t>εἰς τὸ πιστεῦσαι αὐτοὺς</w:t>
+      </w:r>
+    </w:p>
+    <w:p>
+      <w:pPr/>
+      <w:r>
+        <w:rPr>
+          <w:lang w:val="gu_IN" w:bidi="gu_IN"/>
+        </w:rPr>
+      </w:r>
+      <w:r>
+        <w:rPr>
+          <w:b/>
+          <w:lang w:val="gu_IN" w:bidi="gu_IN"/>
+        </w:rPr>
         <w:t>"તેઓને &amp; માને માટે"</w:t>
       </w:r>
     </w:p>
@@ -10439,6 +11654,21 @@
           <w:b/>
           <w:lang w:val="gu_IN" w:bidi="gu_IN"/>
         </w:rPr>
+        <w:t>εἰς τὸ πιστεῦσαι αὐτοὺς</w:t>
+      </w:r>
+    </w:p>
+    <w:p>
+      <w:pPr/>
+      <w:r>
+        <w:rPr>
+          <w:lang w:val="gu_IN" w:bidi="gu_IN"/>
+        </w:rPr>
+      </w:r>
+      <w:r>
+        <w:rPr>
+          <w:b/>
+          <w:lang w:val="gu_IN" w:bidi="gu_IN"/>
+        </w:rPr>
         <w:t>"તેઓને &amp; માને માટે"</w:t>
       </w:r>
     </w:p>
@@ -10527,6 +11757,21 @@
           <w:b/>
           <w:lang w:val="gu_IN" w:bidi="gu_IN"/>
         </w:rPr>
+        <w:t>ἵνα</w:t>
+      </w:r>
+    </w:p>
+    <w:p>
+      <w:pPr/>
+      <w:r>
+        <w:rPr>
+          <w:lang w:val="gu_IN" w:bidi="gu_IN"/>
+        </w:rPr>
+      </w:r>
+      <w:r>
+        <w:rPr>
+          <w:b/>
+          <w:lang w:val="gu_IN" w:bidi="gu_IN"/>
+        </w:rPr>
         <w:t>"જેથી"</w:t>
       </w:r>
     </w:p>
@@ -10602,6 +11847,21 @@
           <w:b/>
           <w:lang w:val="gu_IN" w:bidi="gu_IN"/>
         </w:rPr>
+        <w:t>κριθῶσιν πάντες</w:t>
+      </w:r>
+    </w:p>
+    <w:p>
+      <w:pPr/>
+      <w:r>
+        <w:rPr>
+          <w:lang w:val="gu_IN" w:bidi="gu_IN"/>
+        </w:rPr>
+      </w:r>
+      <w:r>
+        <w:rPr>
+          <w:b/>
+          <w:lang w:val="gu_IN" w:bidi="gu_IN"/>
+        </w:rPr>
         <w:t>"તેઓ બધાનો ન્યાય થાય"</w:t>
       </w:r>
     </w:p>
@@ -10677,6 +11937,21 @@
           <w:b/>
           <w:lang w:val="gu_IN" w:bidi="gu_IN"/>
         </w:rPr>
+        <w:t>οἱ</w:t>
+      </w:r>
+    </w:p>
+    <w:p>
+      <w:pPr/>
+      <w:r>
+        <w:rPr>
+          <w:lang w:val="gu_IN" w:bidi="gu_IN"/>
+        </w:rPr>
+      </w:r>
+      <w:r>
+        <w:rPr>
+          <w:b/>
+          <w:lang w:val="gu_IN" w:bidi="gu_IN"/>
+        </w:rPr>
         <w:t>"જેમણે &amp; વિશ્વાસ કર્યો નથી"</w:t>
       </w:r>
     </w:p>
@@ -10929,6 +12204,21 @@
           <w:b/>
           <w:lang w:val="gu_IN" w:bidi="gu_IN"/>
         </w:rPr>
+        <w:t>δὲ</w:t>
+      </w:r>
+    </w:p>
+    <w:p>
+      <w:pPr/>
+      <w:r>
+        <w:rPr>
+          <w:lang w:val="gu_IN" w:bidi="gu_IN"/>
+        </w:rPr>
+      </w:r>
+      <w:r>
+        <w:rPr>
+          <w:b/>
+          <w:lang w:val="gu_IN" w:bidi="gu_IN"/>
+        </w:rPr>
         <w:t>"હવે"</w:t>
       </w:r>
     </w:p>
@@ -10999,6 +12289,21 @@
           <w:b/>
           <w:lang w:val="gu_IN" w:bidi="gu_IN"/>
         </w:rPr>
+        <w:t>ἡμεῖς &amp; ὀφείλομεν εὐχαριστεῖν &amp; πάντοτε</w:t>
+      </w:r>
+    </w:p>
+    <w:p>
+      <w:pPr/>
+      <w:r>
+        <w:rPr>
+          <w:lang w:val="gu_IN" w:bidi="gu_IN"/>
+        </w:rPr>
+      </w:r>
+      <w:r>
+        <w:rPr>
+          <w:b/>
+          <w:lang w:val="gu_IN" w:bidi="gu_IN"/>
+        </w:rPr>
         <w:t>"અમે હંમેશા &amp; આભાર માનીએ છીએ"</w:t>
       </w:r>
     </w:p>
@@ -11081,6 +12386,21 @@
           <w:b/>
           <w:lang w:val="gu_IN" w:bidi="gu_IN"/>
         </w:rPr>
+        <w:t>ἡμεῖς &amp; ὀφείλομεν</w:t>
+      </w:r>
+    </w:p>
+    <w:p>
+      <w:pPr/>
+      <w:r>
+        <w:rPr>
+          <w:lang w:val="gu_IN" w:bidi="gu_IN"/>
+        </w:rPr>
+      </w:r>
+      <w:r>
+        <w:rPr>
+          <w:b/>
+          <w:lang w:val="gu_IN" w:bidi="gu_IN"/>
+        </w:rPr>
         <w:t>"અમે &amp; આભાર માનીએ છીએ"</w:t>
       </w:r>
     </w:p>
@@ -11244,6 +12564,21 @@
           <w:b/>
           <w:lang w:val="gu_IN" w:bidi="gu_IN"/>
         </w:rPr>
+        <w:t>ἀδελφοὶ</w:t>
+      </w:r>
+    </w:p>
+    <w:p>
+      <w:pPr/>
+      <w:r>
+        <w:rPr>
+          <w:lang w:val="gu_IN" w:bidi="gu_IN"/>
+        </w:rPr>
+      </w:r>
+      <w:r>
+        <w:rPr>
+          <w:b/>
+          <w:lang w:val="gu_IN" w:bidi="gu_IN"/>
+        </w:rPr>
         <w:t>"ભાઈઓ, જેમને &amp; પ્રેમ કર્યો છે"</w:t>
       </w:r>
     </w:p>
@@ -11332,6 +12667,21 @@
           <w:b/>
           <w:lang w:val="gu_IN" w:bidi="gu_IN"/>
         </w:rPr>
+        <w:t>ἀπαρχὴν εἰς σωτηρίαν</w:t>
+      </w:r>
+    </w:p>
+    <w:p>
+      <w:pPr/>
+      <w:r>
+        <w:rPr>
+          <w:lang w:val="gu_IN" w:bidi="gu_IN"/>
+        </w:rPr>
+      </w:r>
+      <w:r>
+        <w:rPr>
+          <w:b/>
+          <w:lang w:val="gu_IN" w:bidi="gu_IN"/>
+        </w:rPr>
         <w:t>"તારણને અર્થે &amp; આરંભથી"</w:t>
       </w:r>
     </w:p>
@@ -11547,6 +12897,21 @@
           <w:b/>
           <w:lang w:val="gu_IN" w:bidi="gu_IN"/>
         </w:rPr>
+        <w:t>διὰ τοῦ εὐαγγελίου ἡμῶν</w:t>
+      </w:r>
+    </w:p>
+    <w:p>
+      <w:pPr/>
+      <w:r>
+        <w:rPr>
+          <w:lang w:val="gu_IN" w:bidi="gu_IN"/>
+        </w:rPr>
+      </w:r>
+      <w:r>
+        <w:rPr>
+          <w:b/>
+          <w:lang w:val="gu_IN" w:bidi="gu_IN"/>
+        </w:rPr>
         <w:t>"અમારી સુવાર્તાદ્વારા"</w:t>
       </w:r>
     </w:p>
@@ -11635,6 +13000,21 @@
           <w:b/>
           <w:lang w:val="gu_IN" w:bidi="gu_IN"/>
         </w:rPr>
+        <w:t>εἰς περιποίησιν δόξης τοῦ Κυρίου ἡμῶν, Ἰησοῦ Χριστοῦ</w:t>
+      </w:r>
+    </w:p>
+    <w:p>
+      <w:pPr/>
+      <w:r>
+        <w:rPr>
+          <w:lang w:val="gu_IN" w:bidi="gu_IN"/>
+        </w:rPr>
+      </w:r>
+      <w:r>
+        <w:rPr>
+          <w:b/>
+          <w:lang w:val="gu_IN" w:bidi="gu_IN"/>
+        </w:rPr>
         <w:t>"આપણા પ્રભુ ઈસુ ખ્રિસ્તનો {મહિમા} {પામવાને} અર્થે"</w:t>
       </w:r>
     </w:p>
@@ -11805,6 +13185,21 @@
           <w:b/>
           <w:lang w:val="gu_IN" w:bidi="gu_IN"/>
         </w:rPr>
+        <w:t>ἄρα οὖν</w:t>
+      </w:r>
+    </w:p>
+    <w:p>
+      <w:pPr/>
+      <w:r>
+        <w:rPr>
+          <w:lang w:val="gu_IN" w:bidi="gu_IN"/>
+        </w:rPr>
+      </w:r>
+      <w:r>
+        <w:rPr>
+          <w:b/>
+          <w:lang w:val="gu_IN" w:bidi="gu_IN"/>
+        </w:rPr>
         <w:t>"માટે"</w:t>
       </w:r>
     </w:p>
@@ -11887,6 +13282,21 @@
           <w:b/>
           <w:lang w:val="gu_IN" w:bidi="gu_IN"/>
         </w:rPr>
+        <w:t>ἀδελφοί</w:t>
+      </w:r>
+    </w:p>
+    <w:p>
+      <w:pPr/>
+      <w:r>
+        <w:rPr>
+          <w:lang w:val="gu_IN" w:bidi="gu_IN"/>
+        </w:rPr>
+      </w:r>
+      <w:r>
+        <w:rPr>
+          <w:b/>
+          <w:lang w:val="gu_IN" w:bidi="gu_IN"/>
+        </w:rPr>
         <w:t>"ભાઈઓ"</w:t>
       </w:r>
     </w:p>
@@ -11975,6 +13385,21 @@
           <w:b/>
           <w:lang w:val="gu_IN" w:bidi="gu_IN"/>
         </w:rPr>
+        <w:t>στήκετε</w:t>
+      </w:r>
+    </w:p>
+    <w:p>
+      <w:pPr/>
+      <w:r>
+        <w:rPr>
+          <w:lang w:val="gu_IN" w:bidi="gu_IN"/>
+        </w:rPr>
+      </w:r>
+      <w:r>
+        <w:rPr>
+          <w:b/>
+          <w:lang w:val="gu_IN" w:bidi="gu_IN"/>
+        </w:rPr>
         <w:t>"દૃઢ રહો"</w:t>
       </w:r>
     </w:p>
@@ -12063,6 +13488,21 @@
           <w:b/>
           <w:lang w:val="gu_IN" w:bidi="gu_IN"/>
         </w:rPr>
+        <w:t>κρατεῖτε τὰς παραδόσεις</w:t>
+      </w:r>
+    </w:p>
+    <w:p>
+      <w:pPr/>
+      <w:r>
+        <w:rPr>
+          <w:lang w:val="gu_IN" w:bidi="gu_IN"/>
+        </w:rPr>
+      </w:r>
+      <w:r>
+        <w:rPr>
+          <w:b/>
+          <w:lang w:val="gu_IN" w:bidi="gu_IN"/>
+        </w:rPr>
         <w:t>"જે શિક્ષણ તમને &amp; મળ્યું છે તેને વળગી રહો"</w:t>
       </w:r>
     </w:p>
@@ -12151,6 +13591,21 @@
           <w:b/>
           <w:lang w:val="gu_IN" w:bidi="gu_IN"/>
         </w:rPr>
+        <w:t>στήκετε καὶ κρατεῖτε</w:t>
+      </w:r>
+    </w:p>
+    <w:p>
+      <w:pPr/>
+      <w:r>
+        <w:rPr>
+          <w:lang w:val="gu_IN" w:bidi="gu_IN"/>
+        </w:rPr>
+      </w:r>
+      <w:r>
+        <w:rPr>
+          <w:b/>
+          <w:lang w:val="gu_IN" w:bidi="gu_IN"/>
+        </w:rPr>
         <w:t>"દૃઢ રહો અને &amp; વળગી રહો"</w:t>
       </w:r>
     </w:p>
@@ -12226,6 +13681,21 @@
           <w:b/>
           <w:lang w:val="gu_IN" w:bidi="gu_IN"/>
         </w:rPr>
+        <w:t>ἐδιδάχθητε</w:t>
+      </w:r>
+    </w:p>
+    <w:p>
+      <w:pPr/>
+      <w:r>
+        <w:rPr>
+          <w:lang w:val="gu_IN" w:bidi="gu_IN"/>
+        </w:rPr>
+      </w:r>
+      <w:r>
+        <w:rPr>
+          <w:b/>
+          <w:lang w:val="gu_IN" w:bidi="gu_IN"/>
+        </w:rPr>
         <w:t>"જે શિક્ષણ તમને &amp; મળ્યું છે તેને"</w:t>
       </w:r>
     </w:p>
@@ -12301,6 +13771,21 @@
           <w:b/>
           <w:lang w:val="gu_IN" w:bidi="gu_IN"/>
         </w:rPr>
+        <w:t>διὰ λόγου</w:t>
+      </w:r>
+    </w:p>
+    <w:p>
+      <w:pPr/>
+      <w:r>
+        <w:rPr>
+          <w:lang w:val="gu_IN" w:bidi="gu_IN"/>
+        </w:rPr>
+      </w:r>
+      <w:r>
+        <w:rPr>
+          <w:b/>
+          <w:lang w:val="gu_IN" w:bidi="gu_IN"/>
+        </w:rPr>
         <w:t>"વચન દ્વારા"</w:t>
       </w:r>
     </w:p>
@@ -12389,6 +13874,21 @@
           <w:b/>
           <w:lang w:val="gu_IN" w:bidi="gu_IN"/>
         </w:rPr>
+        <w:t>δι’ ἐπιστολῆς ἡμῶν</w:t>
+      </w:r>
+    </w:p>
+    <w:p>
+      <w:pPr/>
+      <w:r>
+        <w:rPr>
+          <w:lang w:val="gu_IN" w:bidi="gu_IN"/>
+        </w:rPr>
+      </w:r>
+      <w:r>
+        <w:rPr>
+          <w:b/>
+          <w:lang w:val="gu_IN" w:bidi="gu_IN"/>
+        </w:rPr>
         <w:t>"અમારા પત્ર દ્વારા"</w:t>
       </w:r>
     </w:p>
@@ -12477,6 +13977,21 @@
           <w:b/>
           <w:lang w:val="gu_IN" w:bidi="gu_IN"/>
         </w:rPr>
+        <w:t>δὲ</w:t>
+      </w:r>
+    </w:p>
+    <w:p>
+      <w:pPr/>
+      <w:r>
+        <w:rPr>
+          <w:lang w:val="gu_IN" w:bidi="gu_IN"/>
+        </w:rPr>
+      </w:r>
+      <w:r>
+        <w:rPr>
+          <w:b/>
+          <w:lang w:val="gu_IN" w:bidi="gu_IN"/>
+        </w:rPr>
         <w:t>"હવે"</w:t>
       </w:r>
     </w:p>
@@ -12559,21 +14074,6 @@
           <w:b/>
           <w:lang w:val="gu_IN" w:bidi="gu_IN"/>
         </w:rPr>
-        <w:t>αὐτὸς δὲ ὁ Κύριος ἡμῶν, Ἰησοῦς Χριστὸς, καὶ ὁ Θεὸς ὁ Πατὴρ ἡμῶν</w:t>
-      </w:r>
-    </w:p>
-    <w:p>
-      <w:pPr/>
-      <w:r>
-        <w:rPr>
-          <w:lang w:val="gu_IN" w:bidi="gu_IN"/>
-        </w:rPr>
-      </w:r>
-      <w:r>
-        <w:rPr>
-          <w:b/>
-          <w:lang w:val="gu_IN" w:bidi="gu_IN"/>
-        </w:rPr>
         <w:t>"હવે આપણો પ્રભુ ઈસુ ખ્રિસ્ત પોતેને દેવ આપણો બાપ"</w:t>
       </w:r>
     </w:p>
@@ -12649,6 +14149,21 @@
           <w:b/>
           <w:lang w:val="gu_IN" w:bidi="gu_IN"/>
         </w:rPr>
+        <w:t>ἡμῶν &amp; ἡμῶν &amp; ἡμᾶς</w:t>
+      </w:r>
+    </w:p>
+    <w:p>
+      <w:pPr/>
+      <w:r>
+        <w:rPr>
+          <w:lang w:val="gu_IN" w:bidi="gu_IN"/>
+        </w:rPr>
+      </w:r>
+      <w:r>
+        <w:rPr>
+          <w:b/>
+          <w:lang w:val="gu_IN" w:bidi="gu_IN"/>
+        </w:rPr>
         <w:t>"આપણો &amp; આપણો &amp; આપણા પર"</w:t>
       </w:r>
     </w:p>
@@ -12744,6 +14259,21 @@
           <w:b/>
           <w:lang w:val="gu_IN" w:bidi="gu_IN"/>
         </w:rPr>
+        <w:t>αὐτὸς &amp; ὁ Κύριος ἡμῶν, Ἰησοῦς Χριστὸς</w:t>
+      </w:r>
+    </w:p>
+    <w:p>
+      <w:pPr/>
+      <w:r>
+        <w:rPr>
+          <w:lang w:val="gu_IN" w:bidi="gu_IN"/>
+        </w:rPr>
+      </w:r>
+      <w:r>
+        <w:rPr>
+          <w:b/>
+          <w:lang w:val="gu_IN" w:bidi="gu_IN"/>
+        </w:rPr>
         <w:t>"આપણો પ્રભુ ઈસુ ખ્રિસ્ત પોતેને"</w:t>
       </w:r>
     </w:p>
@@ -12946,6 +14476,21 @@
           <w:b/>
           <w:lang w:val="gu_IN" w:bidi="gu_IN"/>
         </w:rPr>
+        <w:t>ἐν χάριτι</w:t>
+      </w:r>
+    </w:p>
+    <w:p>
+      <w:pPr/>
+      <w:r>
+        <w:rPr>
+          <w:lang w:val="gu_IN" w:bidi="gu_IN"/>
+        </w:rPr>
+      </w:r>
+      <w:r>
+        <w:rPr>
+          <w:b/>
+          <w:lang w:val="gu_IN" w:bidi="gu_IN"/>
+        </w:rPr>
         <w:t>"કૃપા કરીને"</w:t>
       </w:r>
     </w:p>
@@ -13034,6 +14579,21 @@
           <w:b/>
           <w:lang w:val="gu_IN" w:bidi="gu_IN"/>
         </w:rPr>
+        <w:t>παρακαλέσαι ὑμῶν τὰς καρδίας, καὶ στηρίξαι</w:t>
+      </w:r>
+    </w:p>
+    <w:p>
+      <w:pPr/>
+      <w:r>
+        <w:rPr>
+          <w:lang w:val="gu_IN" w:bidi="gu_IN"/>
+        </w:rPr>
+      </w:r>
+      <w:r>
+        <w:rPr>
+          <w:b/>
+          <w:lang w:val="gu_IN" w:bidi="gu_IN"/>
+        </w:rPr>
         <w:t>"તે તમારા હૃદયોને દિલાસો આપો ને &amp; તમને દૃઢ કરો"</w:t>
       </w:r>
     </w:p>
@@ -13122,6 +14682,21 @@
           <w:b/>
           <w:lang w:val="gu_IN" w:bidi="gu_IN"/>
         </w:rPr>
+        <w:t>ἐν παντὶ ἔργῳ καὶ λόγῳ ἀγαθῷ</w:t>
+      </w:r>
+    </w:p>
+    <w:p>
+      <w:pPr/>
+      <w:r>
+        <w:rPr>
+          <w:lang w:val="gu_IN" w:bidi="gu_IN"/>
+        </w:rPr>
+      </w:r>
+      <w:r>
+        <w:rPr>
+          <w:b/>
+          <w:lang w:val="gu_IN" w:bidi="gu_IN"/>
+        </w:rPr>
         <w:t>"દરેક સારા કામમાં તથા વચનમાં"</w:t>
       </w:r>
     </w:p>
@@ -13404,6 +14979,21 @@
           <w:b/>
           <w:lang w:val="gu_IN" w:bidi="gu_IN"/>
         </w:rPr>
+        <w:t>τὸ λοιπὸν</w:t>
+      </w:r>
+    </w:p>
+    <w:p>
+      <w:pPr/>
+      <w:r>
+        <w:rPr>
+          <w:lang w:val="gu_IN" w:bidi="gu_IN"/>
+        </w:rPr>
+      </w:r>
+      <w:r>
+        <w:rPr>
+          <w:b/>
+          <w:lang w:val="gu_IN" w:bidi="gu_IN"/>
+        </w:rPr>
         <w:t>"છેવટે"</w:t>
       </w:r>
     </w:p>
@@ -13505,6 +15095,21 @@
           <w:b/>
           <w:lang w:val="gu_IN" w:bidi="gu_IN"/>
         </w:rPr>
+        <w:t>ἀδελφοί</w:t>
+      </w:r>
+    </w:p>
+    <w:p>
+      <w:pPr/>
+      <w:r>
+        <w:rPr>
+          <w:lang w:val="gu_IN" w:bidi="gu_IN"/>
+        </w:rPr>
+      </w:r>
+      <w:r>
+        <w:rPr>
+          <w:b/>
+          <w:lang w:val="gu_IN" w:bidi="gu_IN"/>
+        </w:rPr>
         <w:t>"ભાઈઓ"</w:t>
       </w:r>
     </w:p>
@@ -13593,6 +15198,21 @@
           <w:b/>
           <w:lang w:val="gu_IN" w:bidi="gu_IN"/>
         </w:rPr>
+        <w:t>ἡμῶν</w:t>
+      </w:r>
+    </w:p>
+    <w:p>
+      <w:pPr/>
+      <w:r>
+        <w:rPr>
+          <w:lang w:val="gu_IN" w:bidi="gu_IN"/>
+        </w:rPr>
+      </w:r>
+      <w:r>
+        <w:rPr>
+          <w:b/>
+          <w:lang w:val="gu_IN" w:bidi="gu_IN"/>
+        </w:rPr>
         <w:t>"અમારે"</w:t>
       </w:r>
     </w:p>
@@ -13663,6 +15283,21 @@
           <w:b/>
           <w:lang w:val="gu_IN" w:bidi="gu_IN"/>
         </w:rPr>
+        <w:t>τρέχῃ</w:t>
+      </w:r>
+    </w:p>
+    <w:p>
+      <w:pPr/>
+      <w:r>
+        <w:rPr>
+          <w:lang w:val="gu_IN" w:bidi="gu_IN"/>
+        </w:rPr>
+      </w:r>
+      <w:r>
+        <w:rPr>
+          <w:b/>
+          <w:lang w:val="gu_IN" w:bidi="gu_IN"/>
+        </w:rPr>
         <w:t>"ઝડપથી પ્રચાર થાય"</w:t>
       </w:r>
     </w:p>
@@ -13751,6 +15386,21 @@
           <w:b/>
           <w:lang w:val="gu_IN" w:bidi="gu_IN"/>
         </w:rPr>
+        <w:t>καὶ δοξάζηται</w:t>
+      </w:r>
+    </w:p>
+    <w:p>
+      <w:pPr/>
+      <w:r>
+        <w:rPr>
+          <w:lang w:val="gu_IN" w:bidi="gu_IN"/>
+        </w:rPr>
+      </w:r>
+      <w:r>
+        <w:rPr>
+          <w:b/>
+          <w:lang w:val="gu_IN" w:bidi="gu_IN"/>
+        </w:rPr>
         <w:t>"અને તેનો મહિમા વધે"</w:t>
       </w:r>
     </w:p>
@@ -13826,6 +15476,21 @@
           <w:b/>
           <w:lang w:val="gu_IN" w:bidi="gu_IN"/>
         </w:rPr>
+        <w:t>καθὼς καὶ πρὸς ὑμᾶς</w:t>
+      </w:r>
+    </w:p>
+    <w:p>
+      <w:pPr/>
+      <w:r>
+        <w:rPr>
+          <w:lang w:val="gu_IN" w:bidi="gu_IN"/>
+        </w:rPr>
+      </w:r>
+      <w:r>
+        <w:rPr>
+          <w:b/>
+          <w:lang w:val="gu_IN" w:bidi="gu_IN"/>
+        </w:rPr>
         <w:t>"જેમ તમારી સાથે પણ છે"</w:t>
       </w:r>
     </w:p>
@@ -13976,6 +15641,21 @@
           <w:b/>
           <w:lang w:val="gu_IN" w:bidi="gu_IN"/>
         </w:rPr>
+        <w:t>ἀτόπων καὶ πονηρῶν</w:t>
+      </w:r>
+    </w:p>
+    <w:p>
+      <w:pPr/>
+      <w:r>
+        <w:rPr>
+          <w:lang w:val="gu_IN" w:bidi="gu_IN"/>
+        </w:rPr>
+      </w:r>
+      <w:r>
+        <w:rPr>
+          <w:b/>
+          <w:lang w:val="gu_IN" w:bidi="gu_IN"/>
+        </w:rPr>
         <w:t>"આડા તથા દુષ્ટ"</w:t>
       </w:r>
     </w:p>
@@ -14051,6 +15731,21 @@
           <w:b/>
           <w:lang w:val="gu_IN" w:bidi="gu_IN"/>
         </w:rPr>
+        <w:t>οὐ γὰρ πάντων ἡ πίστις</w:t>
+      </w:r>
+    </w:p>
+    <w:p>
+      <w:pPr/>
+      <w:r>
+        <w:rPr>
+          <w:lang w:val="gu_IN" w:bidi="gu_IN"/>
+        </w:rPr>
+      </w:r>
+      <w:r>
+        <w:rPr>
+          <w:b/>
+          <w:lang w:val="gu_IN" w:bidi="gu_IN"/>
+        </w:rPr>
         <w:t>"કેમકે {સર્વ} માણસોને વિશ્વાસ નથી"</w:t>
       </w:r>
     </w:p>
@@ -14139,6 +15834,21 @@
           <w:b/>
           <w:lang w:val="gu_IN" w:bidi="gu_IN"/>
         </w:rPr>
+        <w:t>ἡ πίστις</w:t>
+      </w:r>
+    </w:p>
+    <w:p>
+      <w:pPr/>
+      <w:r>
+        <w:rPr>
+          <w:lang w:val="gu_IN" w:bidi="gu_IN"/>
+        </w:rPr>
+      </w:r>
+      <w:r>
+        <w:rPr>
+          <w:b/>
+          <w:lang w:val="gu_IN" w:bidi="gu_IN"/>
+        </w:rPr>
         <w:t>"સર્વ} માણસોને વિશ્વાસ"</w:t>
       </w:r>
     </w:p>
@@ -14227,6 +15937,21 @@
           <w:b/>
           <w:lang w:val="gu_IN" w:bidi="gu_IN"/>
         </w:rPr>
+        <w:t>ὃς στηρίξει</w:t>
+      </w:r>
+    </w:p>
+    <w:p>
+      <w:pPr/>
+      <w:r>
+        <w:rPr>
+          <w:lang w:val="gu_IN" w:bidi="gu_IN"/>
+        </w:rPr>
+      </w:r>
+      <w:r>
+        <w:rPr>
+          <w:b/>
+          <w:lang w:val="gu_IN" w:bidi="gu_IN"/>
+        </w:rPr>
         <w:t>"તે &amp; દૃઢ કરશે"</w:t>
       </w:r>
     </w:p>
@@ -14315,6 +16040,21 @@
           <w:b/>
           <w:lang w:val="gu_IN" w:bidi="gu_IN"/>
         </w:rPr>
+        <w:t>τοῦ πονηροῦ</w:t>
+      </w:r>
+    </w:p>
+    <w:p>
+      <w:pPr/>
+      <w:r>
+        <w:rPr>
+          <w:lang w:val="gu_IN" w:bidi="gu_IN"/>
+        </w:rPr>
+      </w:r>
+      <w:r>
+        <w:rPr>
+          <w:b/>
+          <w:lang w:val="gu_IN" w:bidi="gu_IN"/>
+        </w:rPr>
         <w:t>"દુષ્ટથી તમારું રક્ષણ કરશે"</w:t>
       </w:r>
     </w:p>
@@ -14378,6 +16118,21 @@
           <w:b/>
           <w:lang w:val="gu_IN" w:bidi="gu_IN"/>
         </w:rPr>
+        <w:t>πεποίθαμεν δὲ</w:t>
+      </w:r>
+    </w:p>
+    <w:p>
+      <w:pPr/>
+      <w:r>
+        <w:rPr>
+          <w:lang w:val="gu_IN" w:bidi="gu_IN"/>
+        </w:rPr>
+      </w:r>
+      <w:r>
+        <w:rPr>
+          <w:b/>
+          <w:lang w:val="gu_IN" w:bidi="gu_IN"/>
+        </w:rPr>
         <w:t>"પ્રભુમાં અમે &amp; ભરોસો રાખીએ છીએ"</w:t>
       </w:r>
     </w:p>
@@ -14466,6 +16221,21 @@
           <w:b/>
           <w:lang w:val="gu_IN" w:bidi="gu_IN"/>
         </w:rPr>
+        <w:t>πεποίθαμεν δὲ ἐν Κυρίῳ ἐφ’ ὑμᾶς</w:t>
+      </w:r>
+    </w:p>
+    <w:p>
+      <w:pPr/>
+      <w:r>
+        <w:rPr>
+          <w:lang w:val="gu_IN" w:bidi="gu_IN"/>
+        </w:rPr>
+      </w:r>
+      <w:r>
+        <w:rPr>
+          <w:b/>
+          <w:lang w:val="gu_IN" w:bidi="gu_IN"/>
+        </w:rPr>
         <w:t>"પ્રભુમાં અમે તમારા વિશે ભરોસો રાખીએ છીએ"</w:t>
       </w:r>
     </w:p>
@@ -14629,6 +16399,21 @@
           <w:b/>
           <w:lang w:val="gu_IN" w:bidi="gu_IN"/>
         </w:rPr>
+        <w:t>εἰς τὴν ἀγάπην τοῦ Θεοῦ, καὶ εἰς τὴν ὑπομονὴν τοῦ Χριστοῦ</w:t>
+      </w:r>
+    </w:p>
+    <w:p>
+      <w:pPr/>
+      <w:r>
+        <w:rPr>
+          <w:lang w:val="gu_IN" w:bidi="gu_IN"/>
+        </w:rPr>
+      </w:r>
+      <w:r>
+        <w:rPr>
+          <w:b/>
+          <w:lang w:val="gu_IN" w:bidi="gu_IN"/>
+        </w:rPr>
         <w:t>"દેવના પ્રેમ તથા ખ્રિસ્તની સહન શક્તિ તરફ"</w:t>
       </w:r>
     </w:p>
@@ -14818,6 +16603,21 @@
           <w:b/>
           <w:lang w:val="gu_IN" w:bidi="gu_IN"/>
         </w:rPr>
+        <w:t>εἰς τὴν ὑπομονὴν τοῦ Χριστοῦ</w:t>
+      </w:r>
+    </w:p>
+    <w:p>
+      <w:pPr/>
+      <w:r>
+        <w:rPr>
+          <w:lang w:val="gu_IN" w:bidi="gu_IN"/>
+        </w:rPr>
+      </w:r>
+      <w:r>
+        <w:rPr>
+          <w:b/>
+          <w:lang w:val="gu_IN" w:bidi="gu_IN"/>
+        </w:rPr>
         <w:t>"ખ્રિસ્તની સહન શક્તિ તરફ"</w:t>
       </w:r>
     </w:p>
@@ -14969,6 +16769,21 @@
           <w:b/>
           <w:lang w:val="gu_IN" w:bidi="gu_IN"/>
         </w:rPr>
+        <w:t>δὲ</w:t>
+      </w:r>
+    </w:p>
+    <w:p>
+      <w:pPr/>
+      <w:r>
+        <w:rPr>
+          <w:lang w:val="gu_IN" w:bidi="gu_IN"/>
+        </w:rPr>
+      </w:r>
+      <w:r>
+        <w:rPr>
+          <w:b/>
+          <w:lang w:val="gu_IN" w:bidi="gu_IN"/>
+        </w:rPr>
         <w:t>"હવે"</w:t>
       </w:r>
     </w:p>
@@ -15051,6 +16866,21 @@
           <w:b/>
           <w:lang w:val="gu_IN" w:bidi="gu_IN"/>
         </w:rPr>
+        <w:t>ἀδελφοί &amp; ἀδελφοῦ</w:t>
+      </w:r>
+    </w:p>
+    <w:p>
+      <w:pPr/>
+      <w:r>
+        <w:rPr>
+          <w:lang w:val="gu_IN" w:bidi="gu_IN"/>
+        </w:rPr>
+      </w:r>
+      <w:r>
+        <w:rPr>
+          <w:b/>
+          <w:lang w:val="gu_IN" w:bidi="gu_IN"/>
+        </w:rPr>
         <w:t>"ભાઈઓ &amp; ભાઈ"</w:t>
       </w:r>
     </w:p>
@@ -15152,6 +16982,21 @@
           <w:b/>
           <w:lang w:val="gu_IN" w:bidi="gu_IN"/>
         </w:rPr>
+        <w:t>ἐν ὀνόματι τοῦ Κυρίου ἡμῶν, Ἰησοῦ Χριστοῦ</w:t>
+      </w:r>
+    </w:p>
+    <w:p>
+      <w:pPr/>
+      <w:r>
+        <w:rPr>
+          <w:lang w:val="gu_IN" w:bidi="gu_IN"/>
+        </w:rPr>
+      </w:r>
+      <w:r>
+        <w:rPr>
+          <w:b/>
+          <w:lang w:val="gu_IN" w:bidi="gu_IN"/>
+        </w:rPr>
         <w:t>"આપણા પ્રભુ ઈસુ ખ્રિસ્તને નામે"</w:t>
       </w:r>
     </w:p>
@@ -15240,6 +17085,21 @@
           <w:b/>
           <w:lang w:val="gu_IN" w:bidi="gu_IN"/>
         </w:rPr>
+        <w:t>ἡμῶν</w:t>
+      </w:r>
+    </w:p>
+    <w:p>
+      <w:pPr/>
+      <w:r>
+        <w:rPr>
+          <w:lang w:val="gu_IN" w:bidi="gu_IN"/>
+        </w:rPr>
+      </w:r>
+      <w:r>
+        <w:rPr>
+          <w:b/>
+          <w:lang w:val="gu_IN" w:bidi="gu_IN"/>
+        </w:rPr>
         <w:t>"આપણા"</w:t>
       </w:r>
     </w:p>
@@ -15328,6 +17188,21 @@
           <w:b/>
           <w:lang w:val="gu_IN" w:bidi="gu_IN"/>
         </w:rPr>
+        <w:t>ἀτάκτως περιπατοῦντος</w:t>
+      </w:r>
+    </w:p>
+    <w:p>
+      <w:pPr/>
+      <w:r>
+        <w:rPr>
+          <w:lang w:val="gu_IN" w:bidi="gu_IN"/>
+        </w:rPr>
+      </w:r>
+      <w:r>
+        <w:rPr>
+          <w:b/>
+          <w:lang w:val="gu_IN" w:bidi="gu_IN"/>
+        </w:rPr>
         <w:t>"આડો ચાલે છે"</w:t>
       </w:r>
     </w:p>
@@ -15403,6 +17278,21 @@
           <w:b/>
           <w:lang w:val="gu_IN" w:bidi="gu_IN"/>
         </w:rPr>
+        <w:t>τὴν παράδοσιν</w:t>
+      </w:r>
+    </w:p>
+    <w:p>
+      <w:pPr/>
+      <w:r>
+        <w:rPr>
+          <w:lang w:val="gu_IN" w:bidi="gu_IN"/>
+        </w:rPr>
+      </w:r>
+      <w:r>
+        <w:rPr>
+          <w:b/>
+          <w:lang w:val="gu_IN" w:bidi="gu_IN"/>
+        </w:rPr>
         <w:t>"કે, જે &amp; અમે આપેલા શિક્ષણ પ્રમાણે"</w:t>
       </w:r>
     </w:p>
@@ -15479,6 +17369,21 @@
           <w:b/>
           <w:lang w:val="gu_IN" w:bidi="gu_IN"/>
         </w:rPr>
+        <w:t>μιμεῖσθαι ἡμᾶς</w:t>
+      </w:r>
+    </w:p>
+    <w:p>
+      <w:pPr/>
+      <w:r>
+        <w:rPr>
+          <w:lang w:val="gu_IN" w:bidi="gu_IN"/>
+        </w:rPr>
+      </w:r>
+      <w:r>
+        <w:rPr>
+          <w:b/>
+          <w:lang w:val="gu_IN" w:bidi="gu_IN"/>
+        </w:rPr>
         <w:t>"અમારું અનુકરણ કરવું તે"</w:t>
       </w:r>
     </w:p>
@@ -15561,6 +17466,21 @@
           <w:b/>
           <w:lang w:val="gu_IN" w:bidi="gu_IN"/>
         </w:rPr>
+        <w:t>οὐκ ἠτακτήσαμεν ἐν ὑμῖν</w:t>
+      </w:r>
+    </w:p>
+    <w:p>
+      <w:pPr/>
+      <w:r>
+        <w:rPr>
+          <w:lang w:val="gu_IN" w:bidi="gu_IN"/>
+        </w:rPr>
+      </w:r>
+      <w:r>
+        <w:rPr>
+          <w:b/>
+          <w:lang w:val="gu_IN" w:bidi="gu_IN"/>
+        </w:rPr>
         <w:t>"અમે તમારી સાથે રહીને અયોગ્ય રીતે વર્ત્યા નહોતા"</w:t>
       </w:r>
     </w:p>
@@ -15636,6 +17556,21 @@
           <w:b/>
           <w:lang w:val="gu_IN" w:bidi="gu_IN"/>
         </w:rPr>
+        <w:t>ἄρτον</w:t>
+      </w:r>
+    </w:p>
+    <w:p>
+      <w:pPr/>
+      <w:r>
+        <w:rPr>
+          <w:lang w:val="gu_IN" w:bidi="gu_IN"/>
+        </w:rPr>
+      </w:r>
+      <w:r>
+        <w:rPr>
+          <w:b/>
+          <w:lang w:val="gu_IN" w:bidi="gu_IN"/>
+        </w:rPr>
         <w:t>"અન્ન"</w:t>
       </w:r>
     </w:p>
@@ -15737,6 +17672,21 @@
           <w:b/>
           <w:lang w:val="gu_IN" w:bidi="gu_IN"/>
         </w:rPr>
+        <w:t>νυκτὸς καὶ ἡμέρας ἐργαζόμενοι</w:t>
+      </w:r>
+    </w:p>
+    <w:p>
+      <w:pPr/>
+      <w:r>
+        <w:rPr>
+          <w:lang w:val="gu_IN" w:bidi="gu_IN"/>
+        </w:rPr>
+      </w:r>
+      <w:r>
+        <w:rPr>
+          <w:b/>
+          <w:lang w:val="gu_IN" w:bidi="gu_IN"/>
+        </w:rPr>
         <w:t>"અમે રાત દિવસ &amp; ઉદ્યોગ કરતા હતા"</w:t>
       </w:r>
     </w:p>
@@ -15825,6 +17775,21 @@
           <w:b/>
           <w:lang w:val="gu_IN" w:bidi="gu_IN"/>
         </w:rPr>
+        <w:t>ἐν κόπῳ καὶ μόχθῳ</w:t>
+      </w:r>
+    </w:p>
+    <w:p>
+      <w:pPr/>
+      <w:r>
+        <w:rPr>
+          <w:lang w:val="gu_IN" w:bidi="gu_IN"/>
+        </w:rPr>
+      </w:r>
+      <w:r>
+        <w:rPr>
+          <w:b/>
+          <w:lang w:val="gu_IN" w:bidi="gu_IN"/>
+        </w:rPr>
         <w:t>"મહેનત તથા કષ્ટથી"</w:t>
       </w:r>
     </w:p>
@@ -15926,6 +17891,21 @@
           <w:b/>
           <w:lang w:val="gu_IN" w:bidi="gu_IN"/>
         </w:rPr>
+        <w:t>οὐχ ὅτι οὐκ ἔχομεν ἐξουσίαν, ἀλλ’</w:t>
+      </w:r>
+    </w:p>
+    <w:p>
+      <w:pPr/>
+      <w:r>
+        <w:rPr>
+          <w:lang w:val="gu_IN" w:bidi="gu_IN"/>
+        </w:rPr>
+      </w:r>
+      <w:r>
+        <w:rPr>
+          <w:b/>
+          <w:lang w:val="gu_IN" w:bidi="gu_IN"/>
+        </w:rPr>
         <w:t>"અમને અધિકાર નહોતો એટલા માટે નહિ,પણ"</w:t>
       </w:r>
     </w:p>
@@ -16240,6 +18220,21 @@
           <w:b/>
           <w:lang w:val="gu_IN" w:bidi="gu_IN"/>
         </w:rPr>
+        <w:t>τινας περιπατοῦντας &amp; ἀτάκτως</w:t>
+      </w:r>
+    </w:p>
+    <w:p>
+      <w:pPr/>
+      <w:r>
+        <w:rPr>
+          <w:lang w:val="gu_IN" w:bidi="gu_IN"/>
+        </w:rPr>
+      </w:r>
+      <w:r>
+        <w:rPr>
+          <w:b/>
+          <w:lang w:val="gu_IN" w:bidi="gu_IN"/>
+        </w:rPr>
         <w:t>"કેટલાએક સ્વછંદીપણે ચાલે છે"</w:t>
       </w:r>
     </w:p>
@@ -16328,6 +18323,21 @@
           <w:b/>
           <w:lang w:val="gu_IN" w:bidi="gu_IN"/>
         </w:rPr>
+        <w:t>ἀλλὰ περιεργαζομένους</w:t>
+      </w:r>
+    </w:p>
+    <w:p>
+      <w:pPr/>
+      <w:r>
+        <w:rPr>
+          <w:lang w:val="gu_IN" w:bidi="gu_IN"/>
+        </w:rPr>
+      </w:r>
+      <w:r>
+        <w:rPr>
+          <w:b/>
+          <w:lang w:val="gu_IN" w:bidi="gu_IN"/>
+        </w:rPr>
         <w:t>"પણ ઘાલમેલ કરે છે"</w:t>
       </w:r>
     </w:p>
@@ -16403,6 +18413,21 @@
           <w:b/>
           <w:lang w:val="gu_IN" w:bidi="gu_IN"/>
         </w:rPr>
+        <w:t>μετὰ ἡσυχίας</w:t>
+      </w:r>
+    </w:p>
+    <w:p>
+      <w:pPr/>
+      <w:r>
+        <w:rPr>
+          <w:lang w:val="gu_IN" w:bidi="gu_IN"/>
+        </w:rPr>
+      </w:r>
+      <w:r>
+        <w:rPr>
+          <w:b/>
+          <w:lang w:val="gu_IN" w:bidi="gu_IN"/>
+        </w:rPr>
         <w:t>"શાંતિથી"</w:t>
       </w:r>
     </w:p>
@@ -16504,6 +18529,21 @@
           <w:b/>
           <w:lang w:val="gu_IN" w:bidi="gu_IN"/>
         </w:rPr>
+        <w:t>δέ</w:t>
+      </w:r>
+    </w:p>
+    <w:p>
+      <w:pPr/>
+      <w:r>
+        <w:rPr>
+          <w:lang w:val="gu_IN" w:bidi="gu_IN"/>
+        </w:rPr>
+      </w:r>
+      <w:r>
+        <w:rPr>
+          <w:b/>
+          <w:lang w:val="gu_IN" w:bidi="gu_IN"/>
+        </w:rPr>
         <w:t>"પણ"</w:t>
       </w:r>
     </w:p>
@@ -16592,6 +18632,21 @@
           <w:b/>
           <w:lang w:val="gu_IN" w:bidi="gu_IN"/>
         </w:rPr>
+        <w:t>ὑμεῖς</w:t>
+      </w:r>
+    </w:p>
+    <w:p>
+      <w:pPr/>
+      <w:r>
+        <w:rPr>
+          <w:lang w:val="gu_IN" w:bidi="gu_IN"/>
+        </w:rPr>
+      </w:r>
+      <w:r>
+        <w:rPr>
+          <w:b/>
+          <w:lang w:val="gu_IN" w:bidi="gu_IN"/>
+        </w:rPr>
         <w:t>"તમે"</w:t>
       </w:r>
     </w:p>
@@ -16674,6 +18729,21 @@
           <w:b/>
           <w:lang w:val="gu_IN" w:bidi="gu_IN"/>
         </w:rPr>
+        <w:t>ἀδελφοί</w:t>
+      </w:r>
+    </w:p>
+    <w:p>
+      <w:pPr/>
+      <w:r>
+        <w:rPr>
+          <w:lang w:val="gu_IN" w:bidi="gu_IN"/>
+        </w:rPr>
+      </w:r>
+      <w:r>
+        <w:rPr>
+          <w:b/>
+          <w:lang w:val="gu_IN" w:bidi="gu_IN"/>
+        </w:rPr>
         <w:t>"ભાઈઓ"</w:t>
       </w:r>
     </w:p>
@@ -16762,6 +18832,21 @@
           <w:b/>
           <w:lang w:val="gu_IN" w:bidi="gu_IN"/>
         </w:rPr>
+        <w:t>τῷ λόγῳ ἡμῶν</w:t>
+      </w:r>
+    </w:p>
+    <w:p>
+      <w:pPr/>
+      <w:r>
+        <w:rPr>
+          <w:lang w:val="gu_IN" w:bidi="gu_IN"/>
+        </w:rPr>
+      </w:r>
+      <w:r>
+        <w:rPr>
+          <w:b/>
+          <w:lang w:val="gu_IN" w:bidi="gu_IN"/>
+        </w:rPr>
         <w:t>"અમારી &amp; વચન"</w:t>
       </w:r>
     </w:p>
@@ -16850,6 +18935,21 @@
           <w:b/>
           <w:lang w:val="gu_IN" w:bidi="gu_IN"/>
         </w:rPr>
+        <w:t>τοῦτον σημειοῦσθε</w:t>
+      </w:r>
+    </w:p>
+    <w:p>
+      <w:pPr/>
+      <w:r>
+        <w:rPr>
+          <w:lang w:val="gu_IN" w:bidi="gu_IN"/>
+        </w:rPr>
+      </w:r>
+      <w:r>
+        <w:rPr>
+          <w:b/>
+          <w:lang w:val="gu_IN" w:bidi="gu_IN"/>
+        </w:rPr>
         <w:t>"તેને ધ્યાનમાં રાખીને"</w:t>
       </w:r>
     </w:p>
@@ -16925,6 +19025,21 @@
           <w:b/>
           <w:lang w:val="gu_IN" w:bidi="gu_IN"/>
         </w:rPr>
+        <w:t>ἵνα ἐντραπῇ</w:t>
+      </w:r>
+    </w:p>
+    <w:p>
+      <w:pPr/>
+      <w:r>
+        <w:rPr>
+          <w:lang w:val="gu_IN" w:bidi="gu_IN"/>
+        </w:rPr>
+      </w:r>
+      <w:r>
+        <w:rPr>
+          <w:b/>
+          <w:lang w:val="gu_IN" w:bidi="gu_IN"/>
+        </w:rPr>
         <w:t>"જેથી તે શરમાઈ જાય"</w:t>
       </w:r>
     </w:p>
@@ -17000,6 +19115,21 @@
           <w:b/>
           <w:lang w:val="gu_IN" w:bidi="gu_IN"/>
         </w:rPr>
+        <w:t>ἀδελφόν</w:t>
+      </w:r>
+    </w:p>
+    <w:p>
+      <w:pPr/>
+      <w:r>
+        <w:rPr>
+          <w:lang w:val="gu_IN" w:bidi="gu_IN"/>
+        </w:rPr>
+      </w:r>
+      <w:r>
+        <w:rPr>
+          <w:b/>
+          <w:lang w:val="gu_IN" w:bidi="gu_IN"/>
+        </w:rPr>
         <w:t>"ભાઈ"</w:t>
       </w:r>
     </w:p>
@@ -17145,6 +19275,21 @@
           <w:b/>
           <w:lang w:val="gu_IN" w:bidi="gu_IN"/>
         </w:rPr>
+        <w:t>δὲ</w:t>
+      </w:r>
+    </w:p>
+    <w:p>
+      <w:pPr/>
+      <w:r>
+        <w:rPr>
+          <w:lang w:val="gu_IN" w:bidi="gu_IN"/>
+        </w:rPr>
+      </w:r>
+      <w:r>
+        <w:rPr>
+          <w:b/>
+          <w:lang w:val="gu_IN" w:bidi="gu_IN"/>
+        </w:rPr>
         <w:t>"હવે"</w:t>
       </w:r>
     </w:p>
@@ -17453,6 +19598,21 @@
           <w:b/>
           <w:lang w:val="gu_IN" w:bidi="gu_IN"/>
         </w:rPr>
+        <w:t>τῇ ἐμῇ χειρὶ</w:t>
+      </w:r>
+    </w:p>
+    <w:p>
+      <w:pPr/>
+      <w:r>
+        <w:rPr>
+          <w:lang w:val="gu_IN" w:bidi="gu_IN"/>
+        </w:rPr>
+      </w:r>
+      <w:r>
+        <w:rPr>
+          <w:b/>
+          <w:lang w:val="gu_IN" w:bidi="gu_IN"/>
+        </w:rPr>
         <w:t>"હું પાઉલ મારે પોતાને હાથે &amp; લખું છું"</w:t>
       </w:r>
     </w:p>
@@ -17527,6 +19687,21 @@
         <w:rPr>
           <w:lang w:val="gu_IN" w:bidi="gu_IN"/>
         </w:rPr>
+      </w:r>
+    </w:p>
+    <w:p>
+      <w:pPr/>
+      <w:r>
+        <w:rPr>
+          <w:lang w:val="gu_IN" w:bidi="gu_IN"/>
+        </w:rPr>
+      </w:r>
+      <w:r>
+        <w:rPr>
+          <w:b/>
+          <w:lang w:val="gu_IN" w:bidi="gu_IN"/>
+        </w:rPr>
+        <w:t>οὕτως γράφω</w:t>
       </w:r>
     </w:p>
     <w:p>

--- a/guj/docx/53.content.docx
+++ b/guj/docx/53.content.docx
@@ -1124,6 +1124,21 @@
           <w:b/>
           <w:lang w:val="gu_IN" w:bidi="gu_IN"/>
         </w:rPr>
+        <w:t>Παῦλος, καὶ Σιλουανὸς, καὶ Τιμόθεος; τῇ ἐκκλησίᾳ</w:t>
+      </w:r>
+    </w:p>
+    <w:p>
+      <w:pPr/>
+      <w:r>
+        <w:rPr>
+          <w:lang w:val="gu_IN" w:bidi="gu_IN"/>
+        </w:rPr>
+      </w:r>
+      <w:r>
+        <w:rPr>
+          <w:b/>
+          <w:lang w:val="gu_IN" w:bidi="gu_IN"/>
+        </w:rPr>
         <w:t>"પાઉલ તથા સિલ્વાનુસ તથા તિમોથી &amp; મંડળીને"</w:t>
       </w:r>
     </w:p>
@@ -1433,6 +1448,21 @@
           <w:b/>
           <w:lang w:val="gu_IN" w:bidi="gu_IN"/>
         </w:rPr>
+        <w:t>χάρις ὑμῖν καὶ εἰρήνη ἀπὸ Θεοῦ Πατρὸς καὶ Κυρίου Ἰησοῦ Χριστοῦ</w:t>
+      </w:r>
+    </w:p>
+    <w:p>
+      <w:pPr/>
+      <w:r>
+        <w:rPr>
+          <w:lang w:val="gu_IN" w:bidi="gu_IN"/>
+        </w:rPr>
+      </w:r>
+      <w:r>
+        <w:rPr>
+          <w:b/>
+          <w:lang w:val="gu_IN" w:bidi="gu_IN"/>
+        </w:rPr>
         <w:t>"દેવ બાપ તથા પ્રભુ ઇસુ ખ્રિસ્ત તરફથી તમને કૃપા તથા શાંતિ થાઓ"</w:t>
       </w:r>
     </w:p>
@@ -1675,6 +1705,21 @@
           <w:b/>
           <w:lang w:val="gu_IN" w:bidi="gu_IN"/>
         </w:rPr>
+        <w:t>εὐχαριστεῖν ὀφείλομεν τῷ Θεῷ πάντοτε</w:t>
+      </w:r>
+    </w:p>
+    <w:p>
+      <w:pPr/>
+      <w:r>
+        <w:rPr>
+          <w:lang w:val="gu_IN" w:bidi="gu_IN"/>
+        </w:rPr>
+      </w:r>
+      <w:r>
+        <w:rPr>
+          <w:b/>
+          <w:lang w:val="gu_IN" w:bidi="gu_IN"/>
+        </w:rPr>
         <w:t>"અમારે &amp; સદા દેવની આભારસ્તુતિ કરવી જોઈએ"</w:t>
       </w:r>
     </w:p>
@@ -1763,6 +1808,21 @@
           <w:b/>
           <w:lang w:val="gu_IN" w:bidi="gu_IN"/>
         </w:rPr>
+        <w:t>εὐχαριστεῖν ὀφείλομεν τῷ Θεῷ πάντοτε περὶ ὑμῶν, ἀδελφοί</w:t>
+      </w:r>
+    </w:p>
+    <w:p>
+      <w:pPr/>
+      <w:r>
+        <w:rPr>
+          <w:lang w:val="gu_IN" w:bidi="gu_IN"/>
+        </w:rPr>
+      </w:r>
+      <w:r>
+        <w:rPr>
+          <w:b/>
+          <w:lang w:val="gu_IN" w:bidi="gu_IN"/>
+        </w:rPr>
         <w:t>"ભાઈઓ, અમારે તમારા વિષે સદા દેવની આભારસ્તુતિ કરવી જોઈએ"</w:t>
       </w:r>
     </w:p>
@@ -2160,6 +2220,21 @@
           <w:b/>
           <w:lang w:val="gu_IN" w:bidi="gu_IN"/>
         </w:rPr>
+        <w:t>πλεονάζει ἡ ἀγάπη ἑνὸς ἑκάστου, πάντων ὑμῶν, εἰς ἀλλήλους</w:t>
+      </w:r>
+    </w:p>
+    <w:p>
+      <w:pPr/>
+      <w:r>
+        <w:rPr>
+          <w:lang w:val="gu_IN" w:bidi="gu_IN"/>
+        </w:rPr>
+      </w:r>
+      <w:r>
+        <w:rPr>
+          <w:b/>
+          <w:lang w:val="gu_IN" w:bidi="gu_IN"/>
+        </w:rPr>
         <w:t>"તમો સર્વનો એકબીજા પરનો પ્રેમ વધતો જાય છે"</w:t>
       </w:r>
     </w:p>
@@ -2880,6 +2955,21 @@
           <w:b/>
           <w:lang w:val="gu_IN" w:bidi="gu_IN"/>
         </w:rPr>
+        <w:t>εἰς τὸ καταξιωθῆναι ὑμᾶς τῆς Βασιλείας τοῦ Θεοῦ</w:t>
+      </w:r>
+    </w:p>
+    <w:p>
+      <w:pPr/>
+      <w:r>
+        <w:rPr>
+          <w:lang w:val="gu_IN" w:bidi="gu_IN"/>
+        </w:rPr>
+      </w:r>
+      <w:r>
+        <w:rPr>
+          <w:b/>
+          <w:lang w:val="gu_IN" w:bidi="gu_IN"/>
+        </w:rPr>
         <w:t>"જેથી તમે દેવના રાજ્યને યોગ્ય ગણાઓ"</w:t>
       </w:r>
     </w:p>
@@ -3251,6 +3341,21 @@
           <w:b/>
           <w:lang w:val="gu_IN" w:bidi="gu_IN"/>
         </w:rPr>
+        <w:t>ἀνταποδοῦναι τοῖς θλίβουσιν ὑμᾶς θλῖψιν</w:t>
+      </w:r>
+    </w:p>
+    <w:p>
+      <w:pPr/>
+      <w:r>
+        <w:rPr>
+          <w:lang w:val="gu_IN" w:bidi="gu_IN"/>
+        </w:rPr>
+      </w:r>
+      <w:r>
+        <w:rPr>
+          <w:b/>
+          <w:lang w:val="gu_IN" w:bidi="gu_IN"/>
+        </w:rPr>
         <w:t>"જેઓ તમને દુઃખ દે છે તેઓને &amp; દુઃખનો બદલો આપે"</w:t>
       </w:r>
     </w:p>
@@ -3436,6 +3541,21 @@
           <w:b/>
           <w:lang w:val="gu_IN" w:bidi="gu_IN"/>
         </w:rPr>
+        <w:t>καὶ ὑμῖν τοῖς θλιβομένοις, ἄνεσιν μεθ’ ἡμῶν</w:t>
+      </w:r>
+    </w:p>
+    <w:p>
+      <w:pPr/>
+      <w:r>
+        <w:rPr>
+          <w:lang w:val="gu_IN" w:bidi="gu_IN"/>
+        </w:rPr>
+      </w:r>
+      <w:r>
+        <w:rPr>
+          <w:b/>
+          <w:lang w:val="gu_IN" w:bidi="gu_IN"/>
+        </w:rPr>
         <w:t>"અને &amp; તમો દુઃખ સહન કરનારાઓને અમારી સાથે વિસામો આપશે"</w:t>
       </w:r>
     </w:p>
@@ -4825,6 +4945,21 @@
           <w:b/>
           <w:lang w:val="gu_IN" w:bidi="gu_IN"/>
         </w:rPr>
+        <w:t>ἀπὸ προσώπου τοῦ Κυρίου</w:t>
+      </w:r>
+    </w:p>
+    <w:p>
+      <w:pPr/>
+      <w:r>
+        <w:rPr>
+          <w:lang w:val="gu_IN" w:bidi="gu_IN"/>
+        </w:rPr>
+      </w:r>
+      <w:r>
+        <w:rPr>
+          <w:b/>
+          <w:lang w:val="gu_IN" w:bidi="gu_IN"/>
+        </w:rPr>
         <w:t>"પ્રભુની હજૂરમાંથી &amp; દૂર રહેવાનો"</w:t>
       </w:r>
     </w:p>
@@ -5248,6 +5383,21 @@
           <w:b/>
           <w:lang w:val="gu_IN" w:bidi="gu_IN"/>
         </w:rPr>
+        <w:t>ἐνδοξασθῆναι ἐν τοῖς ἁγίοις αὐτοῦ, καὶ θαυμασθῆναι ἐν πᾶσιν τοῖς πιστεύσασιν</w:t>
+      </w:r>
+    </w:p>
+    <w:p>
+      <w:pPr/>
+      <w:r>
+        <w:rPr>
+          <w:lang w:val="gu_IN" w:bidi="gu_IN"/>
+        </w:rPr>
+      </w:r>
+      <w:r>
+        <w:rPr>
+          <w:b/>
+          <w:lang w:val="gu_IN" w:bidi="gu_IN"/>
+        </w:rPr>
         <w:t>"પોતાના સંતોમાં મહિમા મેળવવાને અને જેઓએ વિશ્વાસ કર્યો તેઓમાં આશ્ચર્ય ઉત્પન કરવાને"</w:t>
       </w:r>
     </w:p>
@@ -5439,6 +5589,21 @@
           <w:b/>
           <w:lang w:val="gu_IN" w:bidi="gu_IN"/>
         </w:rPr>
+        <w:t>ἐνδοξασθῆναι ἐν τοῖς ἁγίοις αὐτοῦ, καὶ θαυμασθῆναι ἐν πᾶσιν τοῖς πιστεύσασιν</w:t>
+      </w:r>
+    </w:p>
+    <w:p>
+      <w:pPr/>
+      <w:r>
+        <w:rPr>
+          <w:lang w:val="gu_IN" w:bidi="gu_IN"/>
+        </w:rPr>
+      </w:r>
+      <w:r>
+        <w:rPr>
+          <w:b/>
+          <w:lang w:val="gu_IN" w:bidi="gu_IN"/>
+        </w:rPr>
         <w:t>"પોતાના સંતોમાં મહિમા મેળવવાને અને જેઓએ વિશ્વાસ કર્યો તેઓમાં આશ્ચર્ય ઉત્પન કરવાને"</w:t>
       </w:r>
     </w:p>
@@ -7087,6 +7252,21 @@
           <w:b/>
           <w:lang w:val="gu_IN" w:bidi="gu_IN"/>
         </w:rPr>
+        <w:t>ὑπὲρ τῆς παρουσίας τοῦ Κυρίου ἡμῶν, Ἰησοῦ Χριστοῦ, καὶ ἡμῶν ἐπισυναγωγῆς ἐπ’ αὐτόν</w:t>
+      </w:r>
+    </w:p>
+    <w:p>
+      <w:pPr/>
+      <w:r>
+        <w:rPr>
+          <w:lang w:val="gu_IN" w:bidi="gu_IN"/>
+        </w:rPr>
+      </w:r>
+      <w:r>
+        <w:rPr>
+          <w:b/>
+          <w:lang w:val="gu_IN" w:bidi="gu_IN"/>
+        </w:rPr>
         <w:t>"આપણા પ્રભુ ઇસુ ખ્રિસ્તના આવવા વિશે તેથા તેની પાસે આપણા એકઠા થવા વિશે"</w:t>
       </w:r>
     </w:p>
@@ -7182,6 +7362,21 @@
           <w:b/>
           <w:lang w:val="gu_IN" w:bidi="gu_IN"/>
         </w:rPr>
+        <w:t>ὑπὲρ τῆς παρουσίας τοῦ Κυρίου ἡμῶν, Ἰησοῦ Χριστοῦ, καὶ ἡμῶν ἐπισυναγωγῆς ἐπ’ αὐτόν</w:t>
+      </w:r>
+    </w:p>
+    <w:p>
+      <w:pPr/>
+      <w:r>
+        <w:rPr>
+          <w:lang w:val="gu_IN" w:bidi="gu_IN"/>
+        </w:rPr>
+      </w:r>
+      <w:r>
+        <w:rPr>
+          <w:b/>
+          <w:lang w:val="gu_IN" w:bidi="gu_IN"/>
+        </w:rPr>
         <w:t>"આપણા પ્રભુ ઇસુ ખ્રિસ્તના આવવા વિશે તેથા તેની પાસે આપણા એકઠા થવા વિશે"</w:t>
       </w:r>
     </w:p>
@@ -7386,6 +7581,21 @@
           <w:b/>
           <w:lang w:val="gu_IN" w:bidi="gu_IN"/>
         </w:rPr>
+        <w:t>εἰς τὸ μὴ ταχέως σαλευθῆναι ὑμᾶς ἀπὸ τοῦ νοὸς</w:t>
+      </w:r>
+    </w:p>
+    <w:p>
+      <w:pPr/>
+      <w:r>
+        <w:rPr>
+          <w:lang w:val="gu_IN" w:bidi="gu_IN"/>
+        </w:rPr>
+      </w:r>
+      <w:r>
+        <w:rPr>
+          <w:b/>
+          <w:lang w:val="gu_IN" w:bidi="gu_IN"/>
+        </w:rPr>
         <w:t>"સહેજે {તમારાં} મનને ચલિત થવા ન દો"</w:t>
       </w:r>
     </w:p>
@@ -7571,6 +7781,21 @@
           <w:b/>
           <w:lang w:val="gu_IN" w:bidi="gu_IN"/>
         </w:rPr>
+        <w:t>μήτε διὰ πνεύματος, μήτε διὰ λόγου, μήτε δι’ ἐπιστολῆς, ὡς δι’ ἡμῶν</w:t>
+      </w:r>
+    </w:p>
+    <w:p>
+      <w:pPr/>
+      <w:r>
+        <w:rPr>
+          <w:lang w:val="gu_IN" w:bidi="gu_IN"/>
+        </w:rPr>
+      </w:r>
+      <w:r>
+        <w:rPr>
+          <w:b/>
+          <w:lang w:val="gu_IN" w:bidi="gu_IN"/>
+        </w:rPr>
         <w:t>"જાણે &amp; કોઈ આત્મા, વચનથી કે &amp; અમારા તરફથી આવેલા પત્રથી"</w:t>
       </w:r>
     </w:p>
@@ -7826,6 +8051,21 @@
           <w:b/>
           <w:lang w:val="gu_IN" w:bidi="gu_IN"/>
         </w:rPr>
+        <w:t>ἡ ἡμέρα τοῦ Κυρίου</w:t>
+      </w:r>
+    </w:p>
+    <w:p>
+      <w:pPr/>
+      <w:r>
+        <w:rPr>
+          <w:lang w:val="gu_IN" w:bidi="gu_IN"/>
+        </w:rPr>
+      </w:r>
+      <w:r>
+        <w:rPr>
+          <w:b/>
+          <w:lang w:val="gu_IN" w:bidi="gu_IN"/>
+        </w:rPr>
         <w:t>"પ્રભુનો દહાડો"</w:t>
       </w:r>
     </w:p>
@@ -7902,6 +8142,21 @@
           <w:b/>
           <w:lang w:val="gu_IN" w:bidi="gu_IN"/>
         </w:rPr>
+        <w:t>μή τις ὑμᾶς ἐξαπατήσῃ κατὰ μηδένα τρόπον</w:t>
+      </w:r>
+    </w:p>
+    <w:p>
+      <w:pPr/>
+      <w:r>
+        <w:rPr>
+          <w:lang w:val="gu_IN" w:bidi="gu_IN"/>
+        </w:rPr>
+      </w:r>
+      <w:r>
+        <w:rPr>
+          <w:b/>
+          <w:lang w:val="gu_IN" w:bidi="gu_IN"/>
+        </w:rPr>
         <w:t>"કોઈ માણસ કોઈ પણ પ્રકારે તમને ભમાવે નહિ"</w:t>
       </w:r>
     </w:p>
@@ -8531,6 +8786,21 @@
           <w:b/>
           <w:lang w:val="gu_IN" w:bidi="gu_IN"/>
         </w:rPr>
+        <w:t>πάντα λεγόμενον θεὸν ἢ σέβασμα</w:t>
+      </w:r>
+    </w:p>
+    <w:p>
+      <w:pPr/>
+      <w:r>
+        <w:rPr>
+          <w:lang w:val="gu_IN" w:bidi="gu_IN"/>
+        </w:rPr>
+      </w:r>
+      <w:r>
+        <w:rPr>
+          <w:b/>
+          <w:lang w:val="gu_IN" w:bidi="gu_IN"/>
+        </w:rPr>
         <w:t>"જે દેવ ગણાય છે અને &amp; પૂજ્ય મનાય છે"</w:t>
       </w:r>
     </w:p>
@@ -8800,6 +9070,21 @@
           <w:b/>
           <w:lang w:val="gu_IN" w:bidi="gu_IN"/>
         </w:rPr>
+        <w:t>οὐ μνημονεύετε ὅτι, ἔτι ὢν πρὸς ὑμᾶς, ταῦτα ἔλεγον ὑμῖν</w:t>
+      </w:r>
+    </w:p>
+    <w:p>
+      <w:pPr/>
+      <w:r>
+        <w:rPr>
+          <w:lang w:val="gu_IN" w:bidi="gu_IN"/>
+        </w:rPr>
+      </w:r>
+      <w:r>
+        <w:rPr>
+          <w:b/>
+          <w:lang w:val="gu_IN" w:bidi="gu_IN"/>
+        </w:rPr>
         <w:t>"શું તમને યાદ નથી, કે હું તમારી સાથે હતો, ત્યારે એ વાતો મેં તમને કહી હતી"</w:t>
       </w:r>
     </w:p>
@@ -9417,6 +9702,21 @@
           <w:b/>
           <w:lang w:val="gu_IN" w:bidi="gu_IN"/>
         </w:rPr>
+        <w:t>ὁ κατέχων</w:t>
+      </w:r>
+    </w:p>
+    <w:p>
+      <w:pPr/>
+      <w:r>
+        <w:rPr>
+          <w:lang w:val="gu_IN" w:bidi="gu_IN"/>
+        </w:rPr>
+      </w:r>
+      <w:r>
+        <w:rPr>
+          <w:b/>
+          <w:lang w:val="gu_IN" w:bidi="gu_IN"/>
+        </w:rPr>
         <w:t>"જે હાલ અટકાવનાર છે તેને વચમાંથી દૂર કરવામાં નહિ આવે ત્યાં સુધી તેને અટકાવવામાં આવશે"</w:t>
       </w:r>
     </w:p>
@@ -9673,6 +9973,21 @@
           <w:b/>
           <w:lang w:val="gu_IN" w:bidi="gu_IN"/>
         </w:rPr>
+        <w:t>καὶ τότε ἀποκαλυφθήσεται ὁ ἄνομος</w:t>
+      </w:r>
+    </w:p>
+    <w:p>
+      <w:pPr/>
+      <w:r>
+        <w:rPr>
+          <w:lang w:val="gu_IN" w:bidi="gu_IN"/>
+        </w:rPr>
+      </w:r>
+      <w:r>
+        <w:rPr>
+          <w:b/>
+          <w:lang w:val="gu_IN" w:bidi="gu_IN"/>
+        </w:rPr>
         <w:t>"ત્યાર પછી તે અધર્મી પ્રગટ થશે"</w:t>
       </w:r>
     </w:p>
@@ -9864,6 +10179,21 @@
           <w:b/>
           <w:lang w:val="gu_IN" w:bidi="gu_IN"/>
         </w:rPr>
+        <w:t>ἀνελεῖ τῷ πνεύματι τοῦ στόματος αὐτοῦ, καὶ καταργήσει τῇ ἐπιφανείᾳ τῆς παρουσίας αὐτοῦ</w:t>
+      </w:r>
+    </w:p>
+    <w:p>
+      <w:pPr/>
+      <w:r>
+        <w:rPr>
+          <w:lang w:val="gu_IN" w:bidi="gu_IN"/>
+        </w:rPr>
+      </w:r>
+      <w:r>
+        <w:rPr>
+          <w:b/>
+          <w:lang w:val="gu_IN" w:bidi="gu_IN"/>
+        </w:rPr>
         <w:t>"તેના મુખના ફૂકથી તેનો સંહાર કરશે, તથા પોતાના આગમનના પ્રભાવથી તેનો નાશ કરશે"</w:t>
       </w:r>
     </w:p>
@@ -9939,6 +10269,21 @@
           <w:b/>
           <w:lang w:val="gu_IN" w:bidi="gu_IN"/>
         </w:rPr>
+        <w:t>οὗ ἐστιν ἡ παρουσία, κατ’ ἐνέργειαν τοῦ Σατανᾶ</w:t>
+      </w:r>
+    </w:p>
+    <w:p>
+      <w:pPr/>
+      <w:r>
+        <w:rPr>
+          <w:lang w:val="gu_IN" w:bidi="gu_IN"/>
+        </w:rPr>
+      </w:r>
+      <w:r>
+        <w:rPr>
+          <w:b/>
+          <w:lang w:val="gu_IN" w:bidi="gu_IN"/>
+        </w:rPr>
         <w:t>"જેનું આગમન શેતાનના કામ પ્રમાણે છે"</w:t>
       </w:r>
     </w:p>
@@ -10718,6 +11063,21 @@
           <w:b/>
           <w:lang w:val="gu_IN" w:bidi="gu_IN"/>
         </w:rPr>
+        <w:t>ἐν πάσῃ ἀπάτῃ ἀδικίας, τοῖς ἀπολλυμένοις</w:t>
+      </w:r>
+    </w:p>
+    <w:p>
+      <w:pPr/>
+      <w:r>
+        <w:rPr>
+          <w:lang w:val="gu_IN" w:bidi="gu_IN"/>
+        </w:rPr>
+      </w:r>
+      <w:r>
+        <w:rPr>
+          <w:b/>
+          <w:lang w:val="gu_IN" w:bidi="gu_IN"/>
+        </w:rPr>
         <w:t>"જેઓ નાશ પામી રહ્યા છે તેઓને અન્યાયના તમામ કપટમાં"</w:t>
       </w:r>
     </w:p>
@@ -11321,6 +11681,21 @@
           <w:b/>
           <w:lang w:val="gu_IN" w:bidi="gu_IN"/>
         </w:rPr>
+        <w:t>πέμπει αὐτοῖς ὁ Θεὸς ἐνέργειαν πλάνης, εἰς τὸ πιστεῦσαι αὐτοὺς τῷ ψεύδει</w:t>
+      </w:r>
+    </w:p>
+    <w:p>
+      <w:pPr/>
+      <w:r>
+        <w:rPr>
+          <w:lang w:val="gu_IN" w:bidi="gu_IN"/>
+        </w:rPr>
+      </w:r>
+      <w:r>
+        <w:rPr>
+          <w:b/>
+          <w:lang w:val="gu_IN" w:bidi="gu_IN"/>
+        </w:rPr>
         <w:t>"દેવ તેઓને અસત્ય માને માટે ભ્રમણામાં નાખે છે"</w:t>
       </w:r>
     </w:p>
@@ -12040,6 +12415,21 @@
           <w:b/>
           <w:lang w:val="gu_IN" w:bidi="gu_IN"/>
         </w:rPr>
+        <w:t>οἱ μὴ πιστεύσαντες τῇ ἀληθείᾳ, ἀλλὰ εὐδοκήσαντες τῇ ἀδικίᾳ</w:t>
+      </w:r>
+    </w:p>
+    <w:p>
+      <w:pPr/>
+      <w:r>
+        <w:rPr>
+          <w:lang w:val="gu_IN" w:bidi="gu_IN"/>
+        </w:rPr>
+      </w:r>
+      <w:r>
+        <w:rPr>
+          <w:b/>
+          <w:lang w:val="gu_IN" w:bidi="gu_IN"/>
+        </w:rPr>
         <w:t>"જેમણે સત્યમાં વિશ્વાસ કર્યો નથી, પણ અન્યાયમાં આનંદ માણ્યોછે"</w:t>
       </w:r>
     </w:p>
@@ -12489,6 +12879,21 @@
           <w:b/>
           <w:lang w:val="gu_IN" w:bidi="gu_IN"/>
         </w:rPr>
+        <w:t>ἀδελφοὶ ἠγαπημένοι ὑπὸ Κυρίου</w:t>
+      </w:r>
+    </w:p>
+    <w:p>
+      <w:pPr/>
+      <w:r>
+        <w:rPr>
+          <w:lang w:val="gu_IN" w:bidi="gu_IN"/>
+        </w:rPr>
+      </w:r>
+      <w:r>
+        <w:rPr>
+          <w:b/>
+          <w:lang w:val="gu_IN" w:bidi="gu_IN"/>
+        </w:rPr>
         <w:t>"ભાઈઓ, જેમને પ્રભુએ પ્રેમ કર્યો છે"</w:t>
       </w:r>
     </w:p>
@@ -12770,6 +13175,21 @@
           <w:b/>
           <w:lang w:val="gu_IN" w:bidi="gu_IN"/>
         </w:rPr>
+        <w:t>ἀπαρχὴν εἰς σωτηρίαν ἐν ἁγιασμῷ Πνεύματος καὶ πίστει ἀληθείας</w:t>
+      </w:r>
+    </w:p>
+    <w:p>
+      <w:pPr/>
+      <w:r>
+        <w:rPr>
+          <w:lang w:val="gu_IN" w:bidi="gu_IN"/>
+        </w:rPr>
+      </w:r>
+      <w:r>
+        <w:rPr>
+          <w:b/>
+          <w:lang w:val="gu_IN" w:bidi="gu_IN"/>
+        </w:rPr>
         <w:t>"આત્માના પવિત્રીકરણ વડે તથા સત્ય પરના વિશ્વાસ વડે તારણને અર્થે &amp; આરંભથી"</w:t>
       </w:r>
     </w:p>
@@ -13097,6 +13517,21 @@
           <w:b/>
           <w:lang w:val="gu_IN" w:bidi="gu_IN"/>
         </w:rPr>
+        <w:t>εἰς περιποίησιν δόξης τοῦ Κυρίου ἡμῶν</w:t>
+      </w:r>
+    </w:p>
+    <w:p>
+      <w:pPr/>
+      <w:r>
+        <w:rPr>
+          <w:lang w:val="gu_IN" w:bidi="gu_IN"/>
+        </w:rPr>
+      </w:r>
+      <w:r>
+        <w:rPr>
+          <w:b/>
+          <w:lang w:val="gu_IN" w:bidi="gu_IN"/>
+        </w:rPr>
         <w:t>"આપણા પ્રભુ &amp; મહિમા} {પામવાને} અર્થે"</w:t>
       </w:r>
     </w:p>
@@ -14074,6 +14509,21 @@
           <w:b/>
           <w:lang w:val="gu_IN" w:bidi="gu_IN"/>
         </w:rPr>
+        <w:t>αὐτὸς δὲ ὁ Κύριος ἡμῶν, Ἰησοῦς Χριστὸς, καὶ ὁ Θεὸς ὁ Πατὴρ ἡμῶν</w:t>
+      </w:r>
+    </w:p>
+    <w:p>
+      <w:pPr/>
+      <w:r>
+        <w:rPr>
+          <w:lang w:val="gu_IN" w:bidi="gu_IN"/>
+        </w:rPr>
+      </w:r>
+      <w:r>
+        <w:rPr>
+          <w:b/>
+          <w:lang w:val="gu_IN" w:bidi="gu_IN"/>
+        </w:rPr>
         <w:t>"હવે આપણો પ્રભુ ઈસુ ખ્રિસ્ત પોતેને દેવ આપણો બાપ"</w:t>
       </w:r>
     </w:p>
@@ -14375,6 +14825,21 @@
           <w:b/>
           <w:lang w:val="gu_IN" w:bidi="gu_IN"/>
         </w:rPr>
+        <w:t>δοὺς παράκλησιν αἰωνίαν, καὶ ἐλπίδα ἀγαθὴν</w:t>
+      </w:r>
+    </w:p>
+    <w:p>
+      <w:pPr/>
+      <w:r>
+        <w:rPr>
+          <w:lang w:val="gu_IN" w:bidi="gu_IN"/>
+        </w:rPr>
+      </w:r>
+      <w:r>
+        <w:rPr>
+          <w:b/>
+          <w:lang w:val="gu_IN" w:bidi="gu_IN"/>
+        </w:rPr>
         <w:t>"આપણને સર્વકાળનો દિલાસો અને સારી આશા આપ્યાં"</w:t>
       </w:r>
     </w:p>
@@ -15566,6 +16031,21 @@
           <w:b/>
           <w:lang w:val="gu_IN" w:bidi="gu_IN"/>
         </w:rPr>
+        <w:t>ῥυσθῶμεν</w:t>
+      </w:r>
+    </w:p>
+    <w:p>
+      <w:pPr/>
+      <w:r>
+        <w:rPr>
+          <w:lang w:val="gu_IN" w:bidi="gu_IN"/>
+        </w:rPr>
+      </w:r>
+      <w:r>
+        <w:rPr>
+          <w:b/>
+          <w:lang w:val="gu_IN" w:bidi="gu_IN"/>
+        </w:rPr>
         <w:t>"અમારો બચાવ થાય"</w:t>
       </w:r>
     </w:p>
@@ -16311,6 +16791,21 @@
           <w:b/>
           <w:lang w:val="gu_IN" w:bidi="gu_IN"/>
         </w:rPr>
+        <w:t>ὁ &amp; Κύριος κατευθύναι ὑμῶν τὰς καρδίας εἰς τὴν ἀγάπην τοῦ Θεοῦ, καὶ εἰς τὴν ὑπομονὴν τοῦ Χριστοῦ</w:t>
+      </w:r>
+    </w:p>
+    <w:p>
+      <w:pPr/>
+      <w:r>
+        <w:rPr>
+          <w:lang w:val="gu_IN" w:bidi="gu_IN"/>
+        </w:rPr>
+      </w:r>
+      <w:r>
+        <w:rPr>
+          <w:b/>
+          <w:lang w:val="gu_IN" w:bidi="gu_IN"/>
+        </w:rPr>
         <w:t>"પ્રભુ તમારાં હૃદયોને દેવના પ્રેમ તથા ખ્રિસ્તની સહન શક્તિ તરફ દોરો"</w:t>
       </w:r>
     </w:p>
@@ -16515,6 +17010,21 @@
           <w:b/>
           <w:lang w:val="gu_IN" w:bidi="gu_IN"/>
         </w:rPr>
+        <w:t>εἰς τὴν ἀγάπην τοῦ Θεοῦ, καὶ εἰς τὴν ὑπομονὴν τοῦ Χριστοῦ</w:t>
+      </w:r>
+    </w:p>
+    <w:p>
+      <w:pPr/>
+      <w:r>
+        <w:rPr>
+          <w:lang w:val="gu_IN" w:bidi="gu_IN"/>
+        </w:rPr>
+      </w:r>
+      <w:r>
+        <w:rPr>
+          <w:b/>
+          <w:lang w:val="gu_IN" w:bidi="gu_IN"/>
+        </w:rPr>
         <w:t>"દેવના પ્રેમ તથા ખ્રિસ્તની સહન શક્તિ તરફ"</w:t>
       </w:r>
     </w:p>
@@ -17981,6 +18491,21 @@
           <w:b/>
           <w:lang w:val="gu_IN" w:bidi="gu_IN"/>
         </w:rPr>
+        <w:t>ἑαυτοὺς τύπον δῶμεν ὑμῖν</w:t>
+      </w:r>
+    </w:p>
+    <w:p>
+      <w:pPr/>
+      <w:r>
+        <w:rPr>
+          <w:lang w:val="gu_IN" w:bidi="gu_IN"/>
+        </w:rPr>
+      </w:r>
+      <w:r>
+        <w:rPr>
+          <w:b/>
+          <w:lang w:val="gu_IN" w:bidi="gu_IN"/>
+        </w:rPr>
         <w:t>"અમે તમને {નમુનો} આપ્યો"</w:t>
       </w:r>
     </w:p>
@@ -18069,6 +18594,21 @@
           <w:b/>
           <w:lang w:val="gu_IN" w:bidi="gu_IN"/>
         </w:rPr>
+        <w:t>εἰς τὸ μιμεῖσθαι</w:t>
+      </w:r>
+    </w:p>
+    <w:p>
+      <w:pPr/>
+      <w:r>
+        <w:rPr>
+          <w:lang w:val="gu_IN" w:bidi="gu_IN"/>
+        </w:rPr>
+      </w:r>
+      <w:r>
+        <w:rPr>
+          <w:b/>
+          <w:lang w:val="gu_IN" w:bidi="gu_IN"/>
+        </w:rPr>
         <w:t>"તમે &amp; અનુકરણ કરો"</w:t>
       </w:r>
     </w:p>
@@ -18145,6 +18685,21 @@
           <w:b/>
           <w:lang w:val="gu_IN" w:bidi="gu_IN"/>
         </w:rPr>
+        <w:t>εἴ τις οὐ θέλει ἐργάζεσθαι, μηδὲ ἐσθιέτω</w:t>
+      </w:r>
+    </w:p>
+    <w:p>
+      <w:pPr/>
+      <w:r>
+        <w:rPr>
+          <w:lang w:val="gu_IN" w:bidi="gu_IN"/>
+        </w:rPr>
+      </w:r>
+      <w:r>
+        <w:rPr>
+          <w:b/>
+          <w:lang w:val="gu_IN" w:bidi="gu_IN"/>
+        </w:rPr>
         <w:t>"જો કોઈ માણસ કામ ન કરે, તો તેને ખવડાવવું પણ નહિ"</w:t>
       </w:r>
     </w:p>
@@ -19372,6 +19927,21 @@
           <w:b/>
           <w:lang w:val="gu_IN" w:bidi="gu_IN"/>
         </w:rPr>
+        <w:t>αὐτὸς &amp; ὁ Κύριος τῆς εἰρήνης, δῴη ὑμῖν</w:t>
+      </w:r>
+    </w:p>
+    <w:p>
+      <w:pPr/>
+      <w:r>
+        <w:rPr>
+          <w:lang w:val="gu_IN" w:bidi="gu_IN"/>
+        </w:rPr>
+      </w:r>
+      <w:r>
+        <w:rPr>
+          <w:b/>
+          <w:lang w:val="gu_IN" w:bidi="gu_IN"/>
+        </w:rPr>
         <w:t>"શાંતિનો પ્રભુ પોતે &amp; તમને &amp; આપો"</w:t>
       </w:r>
     </w:p>
@@ -19447,6 +20017,21 @@
           <w:b/>
           <w:lang w:val="gu_IN" w:bidi="gu_IN"/>
         </w:rPr>
+        <w:t>αὐτὸς &amp; ὁ Κύριος τῆς εἰρήνης</w:t>
+      </w:r>
+    </w:p>
+    <w:p>
+      <w:pPr/>
+      <w:r>
+        <w:rPr>
+          <w:lang w:val="gu_IN" w:bidi="gu_IN"/>
+        </w:rPr>
+      </w:r>
+      <w:r>
+        <w:rPr>
+          <w:b/>
+          <w:lang w:val="gu_IN" w:bidi="gu_IN"/>
+        </w:rPr>
         <w:t>"શાંતિનો પ્રભુ પોતે"</w:t>
       </w:r>
     </w:p>
@@ -19535,6 +20120,21 @@
           <w:b/>
           <w:lang w:val="gu_IN" w:bidi="gu_IN"/>
         </w:rPr>
+        <w:t>ὁ ἀσπασμὸς τῇ ἐμῇ χειρὶ, Παύλου, ὅ ἐστιν σημεῖον ἐν πάσῃ ἐπιστολῇ, οὕτως γράφω</w:t>
+      </w:r>
+    </w:p>
+    <w:p>
+      <w:pPr/>
+      <w:r>
+        <w:rPr>
+          <w:lang w:val="gu_IN" w:bidi="gu_IN"/>
+        </w:rPr>
+      </w:r>
+      <w:r>
+        <w:rPr>
+          <w:b/>
+          <w:lang w:val="gu_IN" w:bidi="gu_IN"/>
+        </w:rPr>
         <w:t>"હું પાઉલ મારે પોતાને હાથે ક્ષેમકુશળ લખું છું - મારા સર્વ પત્રમાં એ નિશાની છે. એવી રીતે હું લખું છું"</w:t>
       </w:r>
     </w:p>
@@ -19777,6 +20377,21 @@
         <w:rPr>
           <w:lang w:val="gu_IN" w:bidi="gu_IN"/>
         </w:rPr>
+      </w:r>
+    </w:p>
+    <w:p>
+      <w:pPr/>
+      <w:r>
+        <w:rPr>
+          <w:lang w:val="gu_IN" w:bidi="gu_IN"/>
+        </w:rPr>
+      </w:r>
+      <w:r>
+        <w:rPr>
+          <w:b/>
+          <w:lang w:val="gu_IN" w:bidi="gu_IN"/>
+        </w:rPr>
+        <w:t>ἡ χάρις τοῦ Κυρίου ἡμῶν, Ἰησοῦ Χριστοῦ, μετὰ πάντων ὑμῶν</w:t>
       </w:r>
     </w:p>
     <w:p>
